--- a/modul_praktikum/Pertemuan_02_Fondasi_Modular_Monolith_Autentikasi_dan_Layout.docx
+++ b/modul_praktikum/Pertemuan_02_Fondasi_Modular_Monolith_Autentikasi_dan_Layout.docx
@@ -87,7 +87,7 @@
           <w:color w:val="0B2545"/>
           <w:sz w:val="21"/>
         </w:rPr>
-        <w:t>14 pertemuan × 6 jam = 84 jam untuk menghasilkan MVP yang dapat didemokan, diuji, dan disiapkan menuju deployment.</w:t>
+        <w:t>14 pertemuan × 3,5 jam efektif di kelas = 49 jam (ditambah tugas mandiri di luar kelas) untuk menghasilkan MVP yang dapat didemokan, diuji, dan disiapkan menuju deployment.</w:t>
       </w:r>
     </w:p>
     <w:tbl>
@@ -554,7 +554,7 @@
                 <w:color w:val="1F2937"/>
                 <w:sz w:val="16"/>
               </w:rPr>
-              <w:t>360 menit (6 jam)</w:t>
+              <w:t>210 menit efektif di kelas (3 jam 30 menit); tugas mandiri di luar kelas hingga 120 menit (2 jam)</w:t>
             </w:r>
           </w:p>
         </w:tc>
@@ -818,7 +818,7 @@
         <w:pStyle w:val="Heading3"/>
       </w:pPr>
       <w:r>
-        <w:t>Pengetahuan Teknis Laravel 13 yang Wajib Dikuasai</w:t>
+        <w:t>Pengetahuan Teknis dan Penjelasan Mandiri (Laravel 13)</w:t>
       </w:r>
     </w:p>
     <w:p>
@@ -1063,14 +1063,6 @@
       </w:r>
       <w:r>
         <w:t>Menu yang disembunyikan bukan kontrol keamanan. Terapkan gate/policy dan middleware `can` pada aksi server; gunakan komponen/layout Blade dan biarkan ekspresi `{{ ... }}` tetap ter-escape [L13-AUTHZ] [L13-BLADE]. Starter kit Livewire mengikuti instalasi dan package discovery resmi Livewire 4 [EXT-LIVEWIRE].</w:t>
-      </w:r>
-    </w:p>
-    <w:p>
-      <w:pPr>
-        <w:pStyle w:val="Heading3"/>
-      </w:pPr>
-      <w:r>
-        <w:t>Penjelasan Mandiri: Konsep, Cara Kerja, dan Aturan Implementasi</w:t>
       </w:r>
     </w:p>
     <w:p>
@@ -1363,7 +1355,7 @@
           <w:rFonts w:ascii="Aptos Display" w:hAnsi="Aptos Display"/>
           <w:color w:val="1F2937"/>
         </w:rPr>
-        <w:t>Rencana Waktu 6 Jam</w:t>
+        <w:t>Rencana Waktu — 3 Jam 30 Menit Efektif di Kelas</w:t>
       </w:r>
     </w:p>
     <w:tbl>
@@ -1666,7 +1658,7 @@
                 <w:color w:val="1F2937"/>
                 <w:sz w:val="16"/>
               </w:rPr>
-              <w:t>60</w:t>
+              <w:t>30</w:t>
             </w:r>
           </w:p>
         </w:tc>
@@ -1776,7 +1768,7 @@
                 <w:color w:val="1F2937"/>
                 <w:sz w:val="16"/>
               </w:rPr>
-              <w:t>60</w:t>
+              <w:t>30</w:t>
             </w:r>
           </w:p>
         </w:tc>
@@ -1886,7 +1878,7 @@
                 <w:color w:val="1F2937"/>
                 <w:sz w:val="16"/>
               </w:rPr>
-              <w:t>75</w:t>
+              <w:t>30</w:t>
             </w:r>
           </w:p>
         </w:tc>
@@ -1996,7 +1988,7 @@
                 <w:color w:val="1F2937"/>
                 <w:sz w:val="16"/>
               </w:rPr>
-              <w:t>45</w:t>
+              <w:t>30</w:t>
             </w:r>
           </w:p>
         </w:tc>
@@ -2106,7 +2098,7 @@
                 <w:color w:val="1F2937"/>
                 <w:sz w:val="16"/>
               </w:rPr>
-              <w:t>60</w:t>
+              <w:t>30</w:t>
             </w:r>
           </w:p>
         </w:tc>
@@ -2284,7 +2276,7 @@
         <w:rPr>
           <w:rFonts w:ascii="Aptos" w:hAnsi="Aptos"/>
         </w:rPr>
-        <w:t>Total alokasi: 360 menit.</w:t>
+        <w:t>Total efektif di kelas: 210 menit (7 tahap × 30 menit). Tugas mandiri di luar kelas: hingga 120 menit (2 jam) untuk pekerjaan sejenis yang bersifat mengulang — misalnya bila di kelas membuat CRUD untuk 2 tabel, di luar kelas kerjakan CRUD untuk 3 tabel lainnya.</w:t>
       </w:r>
     </w:p>
     <w:p>
@@ -2588,7 +2580,7 @@
           <w:rFonts w:ascii="Aptos Display" w:hAnsi="Aptos Display"/>
           <w:color w:val="FF2D20"/>
         </w:rPr>
-        <w:t>Tahap 2 — Buat struktur dan provider modul (60 menit)</w:t>
+        <w:t>Tahap 2 — Buat struktur dan provider modul (30 menit)</w:t>
       </w:r>
     </w:p>
     <w:p>
@@ -3516,7 +3508,7 @@
           <w:rFonts w:ascii="Aptos Display" w:hAnsi="Aptos Display"/>
           <w:color w:val="FF2D20"/>
         </w:rPr>
-        <w:t>Tahap 3 — Susun route berdasarkan konteks (60 menit)</w:t>
+        <w:t>Tahap 3 — Susun route berdasarkan konteks (30 menit)</w:t>
       </w:r>
     </w:p>
     <w:p>
@@ -4010,7 +4002,7 @@
           <w:rFonts w:ascii="Aptos Display" w:hAnsi="Aptos Display"/>
           <w:color w:val="FF2D20"/>
         </w:rPr>
-        <w:t>Tahap 4 — Bangun tiga layout (75 menit)</w:t>
+        <w:t>Tahap 4 — Bangun tiga layout (30 menit)</w:t>
       </w:r>
     </w:p>
     <w:p>
@@ -4864,7 +4856,7 @@
           <w:rFonts w:ascii="Aptos Display" w:hAnsi="Aptos Display"/>
           <w:color w:val="FF2D20"/>
         </w:rPr>
-        <w:t>Tahap 5 — Perluas autentikasi dan navigasi (45 menit)</w:t>
+        <w:t>Tahap 5 — Perluas autentikasi dan navigasi (30 menit)</w:t>
       </w:r>
     </w:p>
     <w:p>
@@ -5197,7 +5189,7 @@
           <w:rFonts w:ascii="Aptos Display" w:hAnsi="Aptos Display"/>
           <w:color w:val="FF2D20"/>
         </w:rPr>
-        <w:t>Tahap 6 — Testing fondasi (60 menit)</w:t>
+        <w:t>Tahap 6 — Testing fondasi (30 menit)</w:t>
       </w:r>
     </w:p>
     <w:p>
@@ -6277,6 +6269,104 @@
         <w:t xml:space="preserve"> artisan test</w:t>
         <w:br/>
         <w:t xml:space="preserve">./vendor/bin/pint --test</w:t>
+      </w:r>
+    </w:p>
+    <w:p>
+      <w:pPr>
+        <w:pStyle w:val="Heading3"/>
+      </w:pPr>
+      <w:r>
+        <w:t xml:space="preserve">Output Nyata Terverifikasi</w:t>
+      </w:r>
+    </w:p>
+    <w:p>
+      <w:pPr>
+        <w:pStyle w:val="ListBody"/>
+      </w:pPr>
+      <w:r>
+        <w:t xml:space="preserve">Layout pelanggan mobile-first dan authorization server-side yang terverifikasi.</w:t>
+      </w:r>
+    </w:p>
+    <w:p>
+      <w:pPr>
+        <w:jc w:val="center"/>
+        <w:spacing w:before="80" w:after="40"/>
+      </w:pPr>
+      <w:r>
+        <w:drawing>
+          <wp:inline distT="0" distB="0" distL="0" distR="0">
+            <wp:extent cx="2377440" cy="4214552"/>
+            <wp:effectExtent l="0" t="0" r="0" b="0"/>
+            <wp:docPr id="9021" name="M2 customer"/>
+            <wp:cNvGraphicFramePr>
+              <a:graphicFrameLocks xmlns:a="http://schemas.openxmlformats.org/drawingml/2006/main" noChangeAspect="1"/>
+            </wp:cNvGraphicFramePr>
+            <a:graphic xmlns:a="http://schemas.openxmlformats.org/drawingml/2006/main">
+              <a:graphicData uri="http://schemas.openxmlformats.org/drawingml/2006/picture">
+                <pic:pic xmlns:pic="http://schemas.openxmlformats.org/drawingml/2006/picture">
+                  <pic:nvPicPr>
+                    <pic:cNvPr id="9021" name="M2 customer"/>
+                    <pic:cNvPicPr/>
+                  </pic:nvPicPr>
+                  <pic:blipFill>
+                    <a:blip r:embed="rId902"/>
+                    <a:stretch>
+                      <a:fillRect/>
+                    </a:stretch>
+                  </pic:blipFill>
+                  <pic:spPr>
+                    <a:xfrm>
+                      <a:off x="0" y="0"/>
+                      <a:ext cx="2377440" cy="4214552"/>
+                    </a:xfrm>
+                    <a:prstGeom prst="rect">
+                      <a:avLst/>
+                    </a:prstGeom>
+                  </pic:spPr>
+                </pic:pic>
+              </a:graphicData>
+            </a:graphic>
+          </wp:inline>
+        </w:drawing>
+      </w:r>
+    </w:p>
+    <w:p>
+      <w:pPr>
+        <w:jc w:val="center"/>
+        <w:spacing w:after="160"/>
+      </w:pPr>
+      <w:r>
+        <w:rPr>
+          <w:i/>
+          <w:color w:val="6B7280"/>
+          <w:sz w:val="16"/>
+        </w:rPr>
+        <w:t xml:space="preserve">Gambar M2. Layout pelanggan (mobile-first) pada /kantin/{slug}.</w:t>
+      </w:r>
+    </w:p>
+    <w:p>
+      <w:pPr>
+        <w:pStyle w:val="CodeBlock"/>
+        <w:shd w:fill="1E1E1E"/>
+        <w:pBdr>
+          <w:left w:val="single" w:sz="4" w:space="8" w:color="1E1E1E"/>
+        </w:pBdr>
+      </w:pPr>
+      <w:r>
+        <w:rPr>
+          <w:rFonts w:ascii="Consolas" w:hAnsi="Consolas"/>
+          <w:color w:val="D4D4D4"/>
+          <w:sz w:val="16"/>
+        </w:rPr>
+        <w:t xml:space="preserve">$ php artisan route:list  # customer/tenant/admin</w:t>
+        <w:br/>
+        <w:t xml:space="preserve">  GET kantin/{canteen} .......... customer.home</w:t>
+        <w:br/>
+        <w:t xml:space="preserve">  GET tenant/{tenant}/dashboard . tenant.dashboard</w:t>
+        <w:br/>
+        <w:t xml:space="preserve">  GET admin/dashboard ........... admin.dashboard</w:t>
+        <w:br/>
+        <w:t xml:space="preserve">$ php artisan test  -&gt;  49 passed</w:t>
       </w:r>
     </w:p>
     <w:p>

--- a/modul_praktikum/Pertemuan_02_Fondasi_Modular_Monolith_Autentikasi_dan_Layout.docx
+++ b/modul_praktikum/Pertemuan_02_Fondasi_Modular_Monolith_Autentikasi_dan_Layout.docx
@@ -1130,87 +1130,1159 @@
     <w:p>
       <w:pPr>
         <w:pStyle w:val="CodeHeader"/>
-        <w:shd w:fill="2D2D30"/>
         <w:keepNext/>
         <w:pBdr>
-          <w:left w:val="single" w:sz="4" w:space="8" w:color="2D2D30"/>
+          <w:left w:val="single" w:sz="12" w:space="8" w:color="B8DDE0"/>
         </w:pBdr>
+        <w:shd w:val="clear" w:color="auto" w:fill="E4EAED"/>
       </w:pPr>
       <w:r>
-        <w:t>LANDASAN TEKNIS — app/Modules/ModuleServiceProvider.php + routes modul   •   PHP</w:t>
+        <w:rPr>
+          <w:rFonts w:ascii="Consolas" w:hAnsi="Consolas"/>
+          <w:b/>
+          <w:color w:val="262626"/>
+          <w:sz w:val="16"/>
+        </w:rPr>
+        <w:t xml:space="preserve">LANDASAN TEKNIS — app/Modules/ModuleServiceProvider.php + routes modul   •   PHP</w:t>
       </w:r>
     </w:p>
     <w:p>
       <w:pPr>
         <w:pStyle w:val="CodeBlock"/>
-        <w:shd w:fill="1E1E1E"/>
         <w:keepLines/>
         <w:pBdr>
-          <w:left w:val="single" w:sz="4" w:space="8" w:color="1E1E1E"/>
+          <w:left w:val="single" w:sz="12" w:space="8" w:color="B8DDE0"/>
         </w:pBdr>
+        <w:shd w:val="clear" w:color="auto" w:fill="F2F3F7"/>
       </w:pPr>
       <w:r>
         <w:rPr>
           <w:rFonts w:ascii="Consolas" w:hAnsi="Consolas"/>
-          <w:color w:val="D4D4D4"/>
+          <w:b/>
+          <w:color w:val="000080"/>
           <w:sz w:val="16"/>
         </w:rPr>
         <w:t xml:space="preserve">&lt;?php</w:t>
+      </w:r>
+      <w:r>
         <w:br/>
-        <w:t xml:space="preserve"/>
+      </w:r>
+      <w:r>
         <w:br/>
-        <w:t xml:space="preserve">namespace App\Modules;</w:t>
+      </w:r>
+      <w:r>
+        <w:rPr>
+          <w:rFonts w:ascii="Consolas" w:hAnsi="Consolas"/>
+          <w:b/>
+          <w:color w:val="000080"/>
+          <w:sz w:val="16"/>
+        </w:rPr>
+        <w:t xml:space="preserve">namespace</w:t>
+      </w:r>
+      <w:r>
+        <w:rPr>
+          <w:rFonts w:ascii="Consolas" w:hAnsi="Consolas"/>
+          <w:color w:val="262626"/>
+          <w:sz w:val="16"/>
+        </w:rPr>
+        <w:t xml:space="preserve"> </w:t>
+      </w:r>
+      <w:r>
+        <w:rPr>
+          <w:rFonts w:ascii="Consolas" w:hAnsi="Consolas"/>
+          <w:color w:val="267F99"/>
+          <w:sz w:val="16"/>
+        </w:rPr>
+        <w:t xml:space="preserve">App</w:t>
+      </w:r>
+      <w:r>
+        <w:rPr>
+          <w:rFonts w:ascii="Consolas" w:hAnsi="Consolas"/>
+          <w:color w:val="262626"/>
+          <w:sz w:val="16"/>
+        </w:rPr>
+        <w:t xml:space="preserve">\</w:t>
+      </w:r>
+      <w:r>
+        <w:rPr>
+          <w:rFonts w:ascii="Consolas" w:hAnsi="Consolas"/>
+          <w:color w:val="267F99"/>
+          <w:sz w:val="16"/>
+        </w:rPr>
+        <w:t xml:space="preserve">Modules</w:t>
+      </w:r>
+      <w:r>
+        <w:rPr>
+          <w:rFonts w:ascii="Consolas" w:hAnsi="Consolas"/>
+          <w:color w:val="262626"/>
+          <w:sz w:val="16"/>
+        </w:rPr>
+        <w:t xml:space="preserve">;</w:t>
+      </w:r>
+      <w:r>
         <w:br/>
-        <w:t xml:space="preserve"/>
+      </w:r>
+      <w:r>
         <w:br/>
+      </w:r>
+      <w:r>
+        <w:rPr>
+          <w:rFonts w:ascii="Consolas" w:hAnsi="Consolas"/>
+          <w:i/>
+          <w:color w:val="808080"/>
+          <w:sz w:val="16"/>
+        </w:rPr>
         <w:t xml:space="preserve">// Basis semua {Modul}ServiceProvider: satu fitur = satu folder modul.</w:t>
+      </w:r>
+      <w:r>
         <w:br/>
-        <w:t xml:space="preserve">abstract class ModuleServiceProvider extends ServiceProvider</w:t>
+      </w:r>
+      <w:r>
+        <w:rPr>
+          <w:rFonts w:ascii="Consolas" w:hAnsi="Consolas"/>
+          <w:b/>
+          <w:color w:val="000080"/>
+          <w:sz w:val="16"/>
+        </w:rPr>
+        <w:t xml:space="preserve">abstract</w:t>
+      </w:r>
+      <w:r>
+        <w:rPr>
+          <w:rFonts w:ascii="Consolas" w:hAnsi="Consolas"/>
+          <w:color w:val="262626"/>
+          <w:sz w:val="16"/>
+        </w:rPr>
+        <w:t xml:space="preserve"> </w:t>
+      </w:r>
+      <w:r>
+        <w:rPr>
+          <w:rFonts w:ascii="Consolas" w:hAnsi="Consolas"/>
+          <w:b/>
+          <w:color w:val="000080"/>
+          <w:sz w:val="16"/>
+        </w:rPr>
+        <w:t xml:space="preserve">class</w:t>
+      </w:r>
+      <w:r>
+        <w:rPr>
+          <w:rFonts w:ascii="Consolas" w:hAnsi="Consolas"/>
+          <w:color w:val="262626"/>
+          <w:sz w:val="16"/>
+        </w:rPr>
+        <w:t xml:space="preserve"> </w:t>
+      </w:r>
+      <w:r>
+        <w:rPr>
+          <w:rFonts w:ascii="Consolas" w:hAnsi="Consolas"/>
+          <w:color w:val="267F99"/>
+          <w:sz w:val="16"/>
+        </w:rPr>
+        <w:t xml:space="preserve">ModuleServiceProvider</w:t>
+      </w:r>
+      <w:r>
+        <w:rPr>
+          <w:rFonts w:ascii="Consolas" w:hAnsi="Consolas"/>
+          <w:color w:val="262626"/>
+          <w:sz w:val="16"/>
+        </w:rPr>
+        <w:t xml:space="preserve"> </w:t>
+      </w:r>
+      <w:r>
+        <w:rPr>
+          <w:rFonts w:ascii="Consolas" w:hAnsi="Consolas"/>
+          <w:b/>
+          <w:color w:val="000080"/>
+          <w:sz w:val="16"/>
+        </w:rPr>
+        <w:t xml:space="preserve">extends</w:t>
+      </w:r>
+      <w:r>
+        <w:rPr>
+          <w:rFonts w:ascii="Consolas" w:hAnsi="Consolas"/>
+          <w:color w:val="262626"/>
+          <w:sz w:val="16"/>
+        </w:rPr>
+        <w:t xml:space="preserve"> </w:t>
+      </w:r>
+      <w:r>
+        <w:rPr>
+          <w:rFonts w:ascii="Consolas" w:hAnsi="Consolas"/>
+          <w:color w:val="267F99"/>
+          <w:sz w:val="16"/>
+        </w:rPr>
+        <w:t xml:space="preserve">ServiceProvider</w:t>
+      </w:r>
+      <w:r>
         <w:br/>
+      </w:r>
+      <w:r>
+        <w:rPr>
+          <w:rFonts w:ascii="Consolas" w:hAnsi="Consolas"/>
+          <w:color w:val="262626"/>
+          <w:sz w:val="16"/>
+        </w:rPr>
         <w:t xml:space="preserve">{</w:t>
+      </w:r>
+      <w:r>
         <w:br/>
-        <w:t xml:space="preserve">    abstract protected function moduleAlias(): string;   // 'catalog', 'ordering', ...</w:t>
+      </w:r>
+      <w:r>
+        <w:rPr>
+          <w:rFonts w:ascii="Consolas" w:hAnsi="Consolas"/>
+          <w:color w:val="262626"/>
+          <w:sz w:val="16"/>
+        </w:rPr>
+        <w:t xml:space="preserve">    </w:t>
+      </w:r>
+      <w:r>
+        <w:rPr>
+          <w:rFonts w:ascii="Consolas" w:hAnsi="Consolas"/>
+          <w:b/>
+          <w:color w:val="000080"/>
+          <w:sz w:val="16"/>
+        </w:rPr>
+        <w:t xml:space="preserve">abstract</w:t>
+      </w:r>
+      <w:r>
+        <w:rPr>
+          <w:rFonts w:ascii="Consolas" w:hAnsi="Consolas"/>
+          <w:color w:val="262626"/>
+          <w:sz w:val="16"/>
+        </w:rPr>
+        <w:t xml:space="preserve"> </w:t>
+      </w:r>
+      <w:r>
+        <w:rPr>
+          <w:rFonts w:ascii="Consolas" w:hAnsi="Consolas"/>
+          <w:b/>
+          <w:color w:val="000080"/>
+          <w:sz w:val="16"/>
+        </w:rPr>
+        <w:t xml:space="preserve">protected</w:t>
+      </w:r>
+      <w:r>
+        <w:rPr>
+          <w:rFonts w:ascii="Consolas" w:hAnsi="Consolas"/>
+          <w:color w:val="262626"/>
+          <w:sz w:val="16"/>
+        </w:rPr>
+        <w:t xml:space="preserve"> </w:t>
+      </w:r>
+      <w:r>
+        <w:rPr>
+          <w:rFonts w:ascii="Consolas" w:hAnsi="Consolas"/>
+          <w:b/>
+          <w:color w:val="000080"/>
+          <w:sz w:val="16"/>
+        </w:rPr>
+        <w:t xml:space="preserve">function</w:t>
+      </w:r>
+      <w:r>
+        <w:rPr>
+          <w:rFonts w:ascii="Consolas" w:hAnsi="Consolas"/>
+          <w:color w:val="262626"/>
+          <w:sz w:val="16"/>
+        </w:rPr>
+        <w:t xml:space="preserve"> </w:t>
+      </w:r>
+      <w:r>
+        <w:rPr>
+          <w:rFonts w:ascii="Consolas" w:hAnsi="Consolas"/>
+          <w:color w:val="795E26"/>
+          <w:sz w:val="16"/>
+        </w:rPr>
+        <w:t xml:space="preserve">moduleAlias</w:t>
+      </w:r>
+      <w:r>
+        <w:rPr>
+          <w:rFonts w:ascii="Consolas" w:hAnsi="Consolas"/>
+          <w:color w:val="262626"/>
+          <w:sz w:val="16"/>
+        </w:rPr>
+        <w:t xml:space="preserve">(): </w:t>
+      </w:r>
+      <w:r>
+        <w:rPr>
+          <w:rFonts w:ascii="Consolas" w:hAnsi="Consolas"/>
+          <w:b/>
+          <w:color w:val="000080"/>
+          <w:sz w:val="16"/>
+        </w:rPr>
+        <w:t xml:space="preserve">string</w:t>
+      </w:r>
+      <w:r>
+        <w:rPr>
+          <w:rFonts w:ascii="Consolas" w:hAnsi="Consolas"/>
+          <w:color w:val="262626"/>
+          <w:sz w:val="16"/>
+        </w:rPr>
+        <w:t xml:space="preserve">;   </w:t>
+      </w:r>
+      <w:r>
+        <w:rPr>
+          <w:rFonts w:ascii="Consolas" w:hAnsi="Consolas"/>
+          <w:i/>
+          <w:color w:val="808080"/>
+          <w:sz w:val="16"/>
+        </w:rPr>
+        <w:t xml:space="preserve">// 'catalog', 'ordering', ...</w:t>
+      </w:r>
+      <w:r>
         <w:br/>
-        <w:t xml:space="preserve"/>
+      </w:r>
+      <w:r>
         <w:br/>
-        <w:t xml:space="preserve">    public function boot(): void</w:t>
+      </w:r>
+      <w:r>
+        <w:rPr>
+          <w:rFonts w:ascii="Consolas" w:hAnsi="Consolas"/>
+          <w:color w:val="262626"/>
+          <w:sz w:val="16"/>
+        </w:rPr>
+        <w:t xml:space="preserve">    </w:t>
+      </w:r>
+      <w:r>
+        <w:rPr>
+          <w:rFonts w:ascii="Consolas" w:hAnsi="Consolas"/>
+          <w:b/>
+          <w:color w:val="000080"/>
+          <w:sz w:val="16"/>
+        </w:rPr>
+        <w:t xml:space="preserve">public</w:t>
+      </w:r>
+      <w:r>
+        <w:rPr>
+          <w:rFonts w:ascii="Consolas" w:hAnsi="Consolas"/>
+          <w:color w:val="262626"/>
+          <w:sz w:val="16"/>
+        </w:rPr>
+        <w:t xml:space="preserve"> </w:t>
+      </w:r>
+      <w:r>
+        <w:rPr>
+          <w:rFonts w:ascii="Consolas" w:hAnsi="Consolas"/>
+          <w:b/>
+          <w:color w:val="000080"/>
+          <w:sz w:val="16"/>
+        </w:rPr>
+        <w:t xml:space="preserve">function</w:t>
+      </w:r>
+      <w:r>
+        <w:rPr>
+          <w:rFonts w:ascii="Consolas" w:hAnsi="Consolas"/>
+          <w:color w:val="262626"/>
+          <w:sz w:val="16"/>
+        </w:rPr>
+        <w:t xml:space="preserve"> </w:t>
+      </w:r>
+      <w:r>
+        <w:rPr>
+          <w:rFonts w:ascii="Consolas" w:hAnsi="Consolas"/>
+          <w:color w:val="795E26"/>
+          <w:sz w:val="16"/>
+        </w:rPr>
+        <w:t xml:space="preserve">boot</w:t>
+      </w:r>
+      <w:r>
+        <w:rPr>
+          <w:rFonts w:ascii="Consolas" w:hAnsi="Consolas"/>
+          <w:color w:val="262626"/>
+          <w:sz w:val="16"/>
+        </w:rPr>
+        <w:t xml:space="preserve">(): </w:t>
+      </w:r>
+      <w:r>
+        <w:rPr>
+          <w:rFonts w:ascii="Consolas" w:hAnsi="Consolas"/>
+          <w:b/>
+          <w:color w:val="000080"/>
+          <w:sz w:val="16"/>
+        </w:rPr>
+        <w:t xml:space="preserve">void</w:t>
+      </w:r>
+      <w:r>
         <w:br/>
+      </w:r>
+      <w:r>
+        <w:rPr>
+          <w:rFonts w:ascii="Consolas" w:hAnsi="Consolas"/>
+          <w:color w:val="262626"/>
+          <w:sz w:val="16"/>
+        </w:rPr>
         <w:t xml:space="preserve">    {</w:t>
+      </w:r>
+      <w:r>
         <w:br/>
-        <w:t xml:space="preserve">        $path = $this-&gt;modulePath();   // folder kelas provider turunan</w:t>
+      </w:r>
+      <w:r>
+        <w:rPr>
+          <w:rFonts w:ascii="Consolas" w:hAnsi="Consolas"/>
+          <w:color w:val="262626"/>
+          <w:sz w:val="16"/>
+        </w:rPr>
+        <w:t xml:space="preserve">        </w:t>
+      </w:r>
+      <w:r>
+        <w:rPr>
+          <w:rFonts w:ascii="Consolas" w:hAnsi="Consolas"/>
+          <w:color w:val="660E7A"/>
+          <w:sz w:val="16"/>
+        </w:rPr>
+        <w:t xml:space="preserve">$path</w:t>
+      </w:r>
+      <w:r>
+        <w:rPr>
+          <w:rFonts w:ascii="Consolas" w:hAnsi="Consolas"/>
+          <w:color w:val="262626"/>
+          <w:sz w:val="16"/>
+        </w:rPr>
+        <w:t xml:space="preserve"> = </w:t>
+      </w:r>
+      <w:r>
+        <w:rPr>
+          <w:rFonts w:ascii="Consolas" w:hAnsi="Consolas"/>
+          <w:color w:val="660E7A"/>
+          <w:sz w:val="16"/>
+        </w:rPr>
+        <w:t xml:space="preserve">$this</w:t>
+      </w:r>
+      <w:r>
+        <w:rPr>
+          <w:rFonts w:ascii="Consolas" w:hAnsi="Consolas"/>
+          <w:color w:val="262626"/>
+          <w:sz w:val="16"/>
+        </w:rPr>
+        <w:t xml:space="preserve">-&gt;</w:t>
+      </w:r>
+      <w:r>
+        <w:rPr>
+          <w:rFonts w:ascii="Consolas" w:hAnsi="Consolas"/>
+          <w:color w:val="795E26"/>
+          <w:sz w:val="16"/>
+        </w:rPr>
+        <w:t xml:space="preserve">modulePath</w:t>
+      </w:r>
+      <w:r>
+        <w:rPr>
+          <w:rFonts w:ascii="Consolas" w:hAnsi="Consolas"/>
+          <w:color w:val="262626"/>
+          <w:sz w:val="16"/>
+        </w:rPr>
+        <w:t xml:space="preserve">();   </w:t>
+      </w:r>
+      <w:r>
+        <w:rPr>
+          <w:rFonts w:ascii="Consolas" w:hAnsi="Consolas"/>
+          <w:i/>
+          <w:color w:val="808080"/>
+          <w:sz w:val="16"/>
+        </w:rPr>
+        <w:t xml:space="preserve">// folder kelas provider turunan</w:t>
+      </w:r>
+      <w:r>
         <w:br/>
-        <w:t xml:space="preserve"/>
+      </w:r>
+      <w:r>
         <w:br/>
-        <w:t xml:space="preserve">        $this-&gt;loadViewsFrom($path.'/resources/views', $this-&gt;moduleAlias());</w:t>
+      </w:r>
+      <w:r>
+        <w:rPr>
+          <w:rFonts w:ascii="Consolas" w:hAnsi="Consolas"/>
+          <w:color w:val="262626"/>
+          <w:sz w:val="16"/>
+        </w:rPr>
+        <w:t xml:space="preserve">        </w:t>
+      </w:r>
+      <w:r>
+        <w:rPr>
+          <w:rFonts w:ascii="Consolas" w:hAnsi="Consolas"/>
+          <w:color w:val="660E7A"/>
+          <w:sz w:val="16"/>
+        </w:rPr>
+        <w:t xml:space="preserve">$this</w:t>
+      </w:r>
+      <w:r>
+        <w:rPr>
+          <w:rFonts w:ascii="Consolas" w:hAnsi="Consolas"/>
+          <w:color w:val="262626"/>
+          <w:sz w:val="16"/>
+        </w:rPr>
+        <w:t xml:space="preserve">-&gt;</w:t>
+      </w:r>
+      <w:r>
+        <w:rPr>
+          <w:rFonts w:ascii="Consolas" w:hAnsi="Consolas"/>
+          <w:color w:val="795E26"/>
+          <w:sz w:val="16"/>
+        </w:rPr>
+        <w:t xml:space="preserve">loadViewsFrom</w:t>
+      </w:r>
+      <w:r>
+        <w:rPr>
+          <w:rFonts w:ascii="Consolas" w:hAnsi="Consolas"/>
+          <w:color w:val="262626"/>
+          <w:sz w:val="16"/>
+        </w:rPr>
+        <w:t xml:space="preserve">(</w:t>
+      </w:r>
+      <w:r>
+        <w:rPr>
+          <w:rFonts w:ascii="Consolas" w:hAnsi="Consolas"/>
+          <w:color w:val="660E7A"/>
+          <w:sz w:val="16"/>
+        </w:rPr>
+        <w:t xml:space="preserve">$path</w:t>
+      </w:r>
+      <w:r>
+        <w:rPr>
+          <w:rFonts w:ascii="Consolas" w:hAnsi="Consolas"/>
+          <w:color w:val="262626"/>
+          <w:sz w:val="16"/>
+        </w:rPr>
+        <w:t xml:space="preserve">.</w:t>
+      </w:r>
+      <w:r>
+        <w:rPr>
+          <w:rFonts w:ascii="Consolas" w:hAnsi="Consolas"/>
+          <w:color w:val="00733B"/>
+          <w:sz w:val="16"/>
+        </w:rPr>
+        <w:t xml:space="preserve">'/resources/views'</w:t>
+      </w:r>
+      <w:r>
+        <w:rPr>
+          <w:rFonts w:ascii="Consolas" w:hAnsi="Consolas"/>
+          <w:color w:val="262626"/>
+          <w:sz w:val="16"/>
+        </w:rPr>
+        <w:t xml:space="preserve">, </w:t>
+      </w:r>
+      <w:r>
+        <w:rPr>
+          <w:rFonts w:ascii="Consolas" w:hAnsi="Consolas"/>
+          <w:color w:val="660E7A"/>
+          <w:sz w:val="16"/>
+        </w:rPr>
+        <w:t xml:space="preserve">$this</w:t>
+      </w:r>
+      <w:r>
+        <w:rPr>
+          <w:rFonts w:ascii="Consolas" w:hAnsi="Consolas"/>
+          <w:color w:val="262626"/>
+          <w:sz w:val="16"/>
+        </w:rPr>
+        <w:t xml:space="preserve">-&gt;</w:t>
+      </w:r>
+      <w:r>
+        <w:rPr>
+          <w:rFonts w:ascii="Consolas" w:hAnsi="Consolas"/>
+          <w:color w:val="795E26"/>
+          <w:sz w:val="16"/>
+        </w:rPr>
+        <w:t xml:space="preserve">moduleAlias</w:t>
+      </w:r>
+      <w:r>
+        <w:rPr>
+          <w:rFonts w:ascii="Consolas" w:hAnsi="Consolas"/>
+          <w:color w:val="262626"/>
+          <w:sz w:val="16"/>
+        </w:rPr>
+        <w:t xml:space="preserve">());</w:t>
+      </w:r>
+      <w:r>
         <w:br/>
-        <w:t xml:space="preserve">        Livewire::addNamespace(</w:t>
+      </w:r>
+      <w:r>
+        <w:rPr>
+          <w:rFonts w:ascii="Consolas" w:hAnsi="Consolas"/>
+          <w:color w:val="262626"/>
+          <w:sz w:val="16"/>
+        </w:rPr>
+        <w:t xml:space="preserve">        </w:t>
+      </w:r>
+      <w:r>
+        <w:rPr>
+          <w:rFonts w:ascii="Consolas" w:hAnsi="Consolas"/>
+          <w:color w:val="267F99"/>
+          <w:sz w:val="16"/>
+        </w:rPr>
+        <w:t xml:space="preserve">Livewire</w:t>
+      </w:r>
+      <w:r>
+        <w:rPr>
+          <w:rFonts w:ascii="Consolas" w:hAnsi="Consolas"/>
+          <w:color w:val="262626"/>
+          <w:sz w:val="16"/>
+        </w:rPr>
+        <w:t xml:space="preserve">::</w:t>
+      </w:r>
+      <w:r>
+        <w:rPr>
+          <w:rFonts w:ascii="Consolas" w:hAnsi="Consolas"/>
+          <w:color w:val="795E26"/>
+          <w:sz w:val="16"/>
+        </w:rPr>
+        <w:t xml:space="preserve">addNamespace</w:t>
+      </w:r>
+      <w:r>
+        <w:rPr>
+          <w:rFonts w:ascii="Consolas" w:hAnsi="Consolas"/>
+          <w:color w:val="262626"/>
+          <w:sz w:val="16"/>
+        </w:rPr>
+        <w:t xml:space="preserve">(</w:t>
+      </w:r>
+      <w:r>
         <w:br/>
-        <w:t xml:space="preserve">            namespace: $this-&gt;moduleAlias(),</w:t>
+      </w:r>
+      <w:r>
+        <w:rPr>
+          <w:rFonts w:ascii="Consolas" w:hAnsi="Consolas"/>
+          <w:color w:val="262626"/>
+          <w:sz w:val="16"/>
+        </w:rPr>
+        <w:t xml:space="preserve">            </w:t>
+      </w:r>
+      <w:r>
+        <w:rPr>
+          <w:rFonts w:ascii="Consolas" w:hAnsi="Consolas"/>
+          <w:b/>
+          <w:color w:val="000080"/>
+          <w:sz w:val="16"/>
+        </w:rPr>
+        <w:t xml:space="preserve">namespace</w:t>
+      </w:r>
+      <w:r>
+        <w:rPr>
+          <w:rFonts w:ascii="Consolas" w:hAnsi="Consolas"/>
+          <w:color w:val="262626"/>
+          <w:sz w:val="16"/>
+        </w:rPr>
+        <w:t xml:space="preserve">: </w:t>
+      </w:r>
+      <w:r>
+        <w:rPr>
+          <w:rFonts w:ascii="Consolas" w:hAnsi="Consolas"/>
+          <w:color w:val="660E7A"/>
+          <w:sz w:val="16"/>
+        </w:rPr>
+        <w:t xml:space="preserve">$this</w:t>
+      </w:r>
+      <w:r>
+        <w:rPr>
+          <w:rFonts w:ascii="Consolas" w:hAnsi="Consolas"/>
+          <w:color w:val="262626"/>
+          <w:sz w:val="16"/>
+        </w:rPr>
+        <w:t xml:space="preserve">-&gt;</w:t>
+      </w:r>
+      <w:r>
+        <w:rPr>
+          <w:rFonts w:ascii="Consolas" w:hAnsi="Consolas"/>
+          <w:color w:val="795E26"/>
+          <w:sz w:val="16"/>
+        </w:rPr>
+        <w:t xml:space="preserve">moduleAlias</w:t>
+      </w:r>
+      <w:r>
+        <w:rPr>
+          <w:rFonts w:ascii="Consolas" w:hAnsi="Consolas"/>
+          <w:color w:val="262626"/>
+          <w:sz w:val="16"/>
+        </w:rPr>
+        <w:t xml:space="preserve">(),</w:t>
+      </w:r>
+      <w:r>
         <w:br/>
-        <w:t xml:space="preserve">            viewPath: $path.'/resources/views/livewire',</w:t>
+      </w:r>
+      <w:r>
+        <w:rPr>
+          <w:rFonts w:ascii="Consolas" w:hAnsi="Consolas"/>
+          <w:color w:val="262626"/>
+          <w:sz w:val="16"/>
+        </w:rPr>
+        <w:t xml:space="preserve">            </w:t>
+      </w:r>
+      <w:r>
+        <w:rPr>
+          <w:rFonts w:ascii="Consolas" w:hAnsi="Consolas"/>
+          <w:color w:val="660E7A"/>
+          <w:sz w:val="16"/>
+        </w:rPr>
+        <w:t xml:space="preserve">viewPath</w:t>
+      </w:r>
+      <w:r>
+        <w:rPr>
+          <w:rFonts w:ascii="Consolas" w:hAnsi="Consolas"/>
+          <w:color w:val="262626"/>
+          <w:sz w:val="16"/>
+        </w:rPr>
+        <w:t xml:space="preserve">: </w:t>
+      </w:r>
+      <w:r>
+        <w:rPr>
+          <w:rFonts w:ascii="Consolas" w:hAnsi="Consolas"/>
+          <w:color w:val="660E7A"/>
+          <w:sz w:val="16"/>
+        </w:rPr>
+        <w:t xml:space="preserve">$path</w:t>
+      </w:r>
+      <w:r>
+        <w:rPr>
+          <w:rFonts w:ascii="Consolas" w:hAnsi="Consolas"/>
+          <w:color w:val="262626"/>
+          <w:sz w:val="16"/>
+        </w:rPr>
+        <w:t xml:space="preserve">.</w:t>
+      </w:r>
+      <w:r>
+        <w:rPr>
+          <w:rFonts w:ascii="Consolas" w:hAnsi="Consolas"/>
+          <w:color w:val="00733B"/>
+          <w:sz w:val="16"/>
+        </w:rPr>
+        <w:t xml:space="preserve">'/resources/views/livewire'</w:t>
+      </w:r>
+      <w:r>
+        <w:rPr>
+          <w:rFonts w:ascii="Consolas" w:hAnsi="Consolas"/>
+          <w:color w:val="262626"/>
+          <w:sz w:val="16"/>
+        </w:rPr>
+        <w:t xml:space="preserve">,</w:t>
+      </w:r>
+      <w:r>
         <w:br/>
+      </w:r>
+      <w:r>
+        <w:rPr>
+          <w:rFonts w:ascii="Consolas" w:hAnsi="Consolas"/>
+          <w:color w:val="262626"/>
+          <w:sz w:val="16"/>
+        </w:rPr>
         <w:t xml:space="preserve">        );</w:t>
+      </w:r>
+      <w:r>
         <w:br/>
-        <w:t xml:space="preserve"/>
+      </w:r>
+      <w:r>
         <w:br/>
-        <w:t xml:space="preserve">        foreach (glob($path.'/routes/*.php') ?: [] as $routeFile) {</w:t>
+      </w:r>
+      <w:r>
+        <w:rPr>
+          <w:rFonts w:ascii="Consolas" w:hAnsi="Consolas"/>
+          <w:color w:val="262626"/>
+          <w:sz w:val="16"/>
+        </w:rPr>
+        <w:t xml:space="preserve">        </w:t>
+      </w:r>
+      <w:r>
+        <w:rPr>
+          <w:rFonts w:ascii="Consolas" w:hAnsi="Consolas"/>
+          <w:b/>
+          <w:color w:val="000080"/>
+          <w:sz w:val="16"/>
+        </w:rPr>
+        <w:t xml:space="preserve">foreach</w:t>
+      </w:r>
+      <w:r>
+        <w:rPr>
+          <w:rFonts w:ascii="Consolas" w:hAnsi="Consolas"/>
+          <w:color w:val="262626"/>
+          <w:sz w:val="16"/>
+        </w:rPr>
+        <w:t xml:space="preserve"> (</w:t>
+      </w:r>
+      <w:r>
+        <w:rPr>
+          <w:rFonts w:ascii="Consolas" w:hAnsi="Consolas"/>
+          <w:color w:val="795E26"/>
+          <w:sz w:val="16"/>
+        </w:rPr>
+        <w:t xml:space="preserve">glob</w:t>
+      </w:r>
+      <w:r>
+        <w:rPr>
+          <w:rFonts w:ascii="Consolas" w:hAnsi="Consolas"/>
+          <w:color w:val="262626"/>
+          <w:sz w:val="16"/>
+        </w:rPr>
+        <w:t xml:space="preserve">(</w:t>
+      </w:r>
+      <w:r>
+        <w:rPr>
+          <w:rFonts w:ascii="Consolas" w:hAnsi="Consolas"/>
+          <w:color w:val="660E7A"/>
+          <w:sz w:val="16"/>
+        </w:rPr>
+        <w:t xml:space="preserve">$path</w:t>
+      </w:r>
+      <w:r>
+        <w:rPr>
+          <w:rFonts w:ascii="Consolas" w:hAnsi="Consolas"/>
+          <w:color w:val="262626"/>
+          <w:sz w:val="16"/>
+        </w:rPr>
+        <w:t xml:space="preserve">.</w:t>
+      </w:r>
+      <w:r>
+        <w:rPr>
+          <w:rFonts w:ascii="Consolas" w:hAnsi="Consolas"/>
+          <w:color w:val="00733B"/>
+          <w:sz w:val="16"/>
+        </w:rPr>
+        <w:t xml:space="preserve">'/routes/*.php'</w:t>
+      </w:r>
+      <w:r>
+        <w:rPr>
+          <w:rFonts w:ascii="Consolas" w:hAnsi="Consolas"/>
+          <w:color w:val="262626"/>
+          <w:sz w:val="16"/>
+        </w:rPr>
+        <w:t xml:space="preserve">) ?: [] </w:t>
+      </w:r>
+      <w:r>
+        <w:rPr>
+          <w:rFonts w:ascii="Consolas" w:hAnsi="Consolas"/>
+          <w:b/>
+          <w:color w:val="000080"/>
+          <w:sz w:val="16"/>
+        </w:rPr>
+        <w:t xml:space="preserve">as</w:t>
+      </w:r>
+      <w:r>
+        <w:rPr>
+          <w:rFonts w:ascii="Consolas" w:hAnsi="Consolas"/>
+          <w:color w:val="262626"/>
+          <w:sz w:val="16"/>
+        </w:rPr>
+        <w:t xml:space="preserve"> </w:t>
+      </w:r>
+      <w:r>
+        <w:rPr>
+          <w:rFonts w:ascii="Consolas" w:hAnsi="Consolas"/>
+          <w:color w:val="660E7A"/>
+          <w:sz w:val="16"/>
+        </w:rPr>
+        <w:t xml:space="preserve">$routeFile</w:t>
+      </w:r>
+      <w:r>
+        <w:rPr>
+          <w:rFonts w:ascii="Consolas" w:hAnsi="Consolas"/>
+          <w:color w:val="262626"/>
+          <w:sz w:val="16"/>
+        </w:rPr>
+        <w:t xml:space="preserve">) {</w:t>
+      </w:r>
+      <w:r>
         <w:br/>
-        <w:t xml:space="preserve">            $this-&gt;loadRoutesFrom($routeFile);</w:t>
+      </w:r>
+      <w:r>
+        <w:rPr>
+          <w:rFonts w:ascii="Consolas" w:hAnsi="Consolas"/>
+          <w:color w:val="262626"/>
+          <w:sz w:val="16"/>
+        </w:rPr>
+        <w:t xml:space="preserve">            </w:t>
+      </w:r>
+      <w:r>
+        <w:rPr>
+          <w:rFonts w:ascii="Consolas" w:hAnsi="Consolas"/>
+          <w:color w:val="660E7A"/>
+          <w:sz w:val="16"/>
+        </w:rPr>
+        <w:t xml:space="preserve">$this</w:t>
+      </w:r>
+      <w:r>
+        <w:rPr>
+          <w:rFonts w:ascii="Consolas" w:hAnsi="Consolas"/>
+          <w:color w:val="262626"/>
+          <w:sz w:val="16"/>
+        </w:rPr>
+        <w:t xml:space="preserve">-&gt;</w:t>
+      </w:r>
+      <w:r>
+        <w:rPr>
+          <w:rFonts w:ascii="Consolas" w:hAnsi="Consolas"/>
+          <w:color w:val="795E26"/>
+          <w:sz w:val="16"/>
+        </w:rPr>
+        <w:t xml:space="preserve">loadRoutesFrom</w:t>
+      </w:r>
+      <w:r>
+        <w:rPr>
+          <w:rFonts w:ascii="Consolas" w:hAnsi="Consolas"/>
+          <w:color w:val="262626"/>
+          <w:sz w:val="16"/>
+        </w:rPr>
+        <w:t xml:space="preserve">(</w:t>
+      </w:r>
+      <w:r>
+        <w:rPr>
+          <w:rFonts w:ascii="Consolas" w:hAnsi="Consolas"/>
+          <w:color w:val="660E7A"/>
+          <w:sz w:val="16"/>
+        </w:rPr>
+        <w:t xml:space="preserve">$routeFile</w:t>
+      </w:r>
+      <w:r>
+        <w:rPr>
+          <w:rFonts w:ascii="Consolas" w:hAnsi="Consolas"/>
+          <w:color w:val="262626"/>
+          <w:sz w:val="16"/>
+        </w:rPr>
+        <w:t xml:space="preserve">);</w:t>
+      </w:r>
+      <w:r>
         <w:br/>
+      </w:r>
+      <w:r>
+        <w:rPr>
+          <w:rFonts w:ascii="Consolas" w:hAnsi="Consolas"/>
+          <w:color w:val="262626"/>
+          <w:sz w:val="16"/>
+        </w:rPr>
         <w:t xml:space="preserve">        }</w:t>
+      </w:r>
+      <w:r>
         <w:br/>
+      </w:r>
+      <w:r>
+        <w:rPr>
+          <w:rFonts w:ascii="Consolas" w:hAnsi="Consolas"/>
+          <w:color w:val="262626"/>
+          <w:sz w:val="16"/>
+        </w:rPr>
         <w:t xml:space="preserve">    }</w:t>
+      </w:r>
+      <w:r>
         <w:br/>
+      </w:r>
+      <w:r>
+        <w:rPr>
+          <w:rFonts w:ascii="Consolas" w:hAnsi="Consolas"/>
+          <w:color w:val="262626"/>
+          <w:sz w:val="16"/>
+        </w:rPr>
         <w:t xml:space="preserve">}</w:t>
+      </w:r>
+      <w:r>
         <w:br/>
-        <w:t xml:space="preserve"/>
+      </w:r>
+      <w:r>
         <w:br/>
+      </w:r>
+      <w:r>
+        <w:rPr>
+          <w:rFonts w:ascii="Consolas" w:hAnsi="Consolas"/>
+          <w:i/>
+          <w:color w:val="808080"/>
+          <w:sz w:val="16"/>
+        </w:rPr>
         <w:t xml:space="preserve">// Contoh file route milik modul: app/Modules/Catalog/routes/tenant.php</w:t>
+      </w:r>
+      <w:r>
         <w:br/>
-        <w:t xml:space="preserve">PortalRoutes::tenant(function (): void {</w:t>
+      </w:r>
+      <w:r>
+        <w:rPr>
+          <w:rFonts w:ascii="Consolas" w:hAnsi="Consolas"/>
+          <w:color w:val="267F99"/>
+          <w:sz w:val="16"/>
+        </w:rPr>
+        <w:t xml:space="preserve">PortalRoutes</w:t>
+      </w:r>
+      <w:r>
+        <w:rPr>
+          <w:rFonts w:ascii="Consolas" w:hAnsi="Consolas"/>
+          <w:color w:val="262626"/>
+          <w:sz w:val="16"/>
+        </w:rPr>
+        <w:t xml:space="preserve">::</w:t>
+      </w:r>
+      <w:r>
+        <w:rPr>
+          <w:rFonts w:ascii="Consolas" w:hAnsi="Consolas"/>
+          <w:color w:val="795E26"/>
+          <w:sz w:val="16"/>
+        </w:rPr>
+        <w:t xml:space="preserve">tenant</w:t>
+      </w:r>
+      <w:r>
+        <w:rPr>
+          <w:rFonts w:ascii="Consolas" w:hAnsi="Consolas"/>
+          <w:color w:val="262626"/>
+          <w:sz w:val="16"/>
+        </w:rPr>
+        <w:t xml:space="preserve">(</w:t>
+      </w:r>
+      <w:r>
+        <w:rPr>
+          <w:rFonts w:ascii="Consolas" w:hAnsi="Consolas"/>
+          <w:b/>
+          <w:color w:val="000080"/>
+          <w:sz w:val="16"/>
+        </w:rPr>
+        <w:t xml:space="preserve">function</w:t>
+      </w:r>
+      <w:r>
+        <w:rPr>
+          <w:rFonts w:ascii="Consolas" w:hAnsi="Consolas"/>
+          <w:color w:val="262626"/>
+          <w:sz w:val="16"/>
+        </w:rPr>
+        <w:t xml:space="preserve"> (): </w:t>
+      </w:r>
+      <w:r>
+        <w:rPr>
+          <w:rFonts w:ascii="Consolas" w:hAnsi="Consolas"/>
+          <w:b/>
+          <w:color w:val="000080"/>
+          <w:sz w:val="16"/>
+        </w:rPr>
+        <w:t xml:space="preserve">void</w:t>
+      </w:r>
+      <w:r>
+        <w:rPr>
+          <w:rFonts w:ascii="Consolas" w:hAnsi="Consolas"/>
+          <w:color w:val="262626"/>
+          <w:sz w:val="16"/>
+        </w:rPr>
+        <w:t xml:space="preserve"> {</w:t>
+      </w:r>
+      <w:r>
         <w:br/>
-        <w:t xml:space="preserve">    Route::get('menus', MenuIndexController::class)-&gt;name('menus.index');</w:t>
+      </w:r>
+      <w:r>
+        <w:rPr>
+          <w:rFonts w:ascii="Consolas" w:hAnsi="Consolas"/>
+          <w:color w:val="262626"/>
+          <w:sz w:val="16"/>
+        </w:rPr>
+        <w:t xml:space="preserve">    </w:t>
+      </w:r>
+      <w:r>
+        <w:rPr>
+          <w:rFonts w:ascii="Consolas" w:hAnsi="Consolas"/>
+          <w:color w:val="267F99"/>
+          <w:sz w:val="16"/>
+        </w:rPr>
+        <w:t xml:space="preserve">Route</w:t>
+      </w:r>
+      <w:r>
+        <w:rPr>
+          <w:rFonts w:ascii="Consolas" w:hAnsi="Consolas"/>
+          <w:color w:val="262626"/>
+          <w:sz w:val="16"/>
+        </w:rPr>
+        <w:t xml:space="preserve">::</w:t>
+      </w:r>
+      <w:r>
+        <w:rPr>
+          <w:rFonts w:ascii="Consolas" w:hAnsi="Consolas"/>
+          <w:color w:val="795E26"/>
+          <w:sz w:val="16"/>
+        </w:rPr>
+        <w:t xml:space="preserve">get</w:t>
+      </w:r>
+      <w:r>
+        <w:rPr>
+          <w:rFonts w:ascii="Consolas" w:hAnsi="Consolas"/>
+          <w:color w:val="262626"/>
+          <w:sz w:val="16"/>
+        </w:rPr>
+        <w:t xml:space="preserve">(</w:t>
+      </w:r>
+      <w:r>
+        <w:rPr>
+          <w:rFonts w:ascii="Consolas" w:hAnsi="Consolas"/>
+          <w:color w:val="00733B"/>
+          <w:sz w:val="16"/>
+        </w:rPr>
+        <w:t xml:space="preserve">'menus'</w:t>
+      </w:r>
+      <w:r>
+        <w:rPr>
+          <w:rFonts w:ascii="Consolas" w:hAnsi="Consolas"/>
+          <w:color w:val="262626"/>
+          <w:sz w:val="16"/>
+        </w:rPr>
+        <w:t xml:space="preserve">, </w:t>
+      </w:r>
+      <w:r>
+        <w:rPr>
+          <w:rFonts w:ascii="Consolas" w:hAnsi="Consolas"/>
+          <w:color w:val="267F99"/>
+          <w:sz w:val="16"/>
+        </w:rPr>
+        <w:t xml:space="preserve">MenuIndexController</w:t>
+      </w:r>
+      <w:r>
+        <w:rPr>
+          <w:rFonts w:ascii="Consolas" w:hAnsi="Consolas"/>
+          <w:color w:val="262626"/>
+          <w:sz w:val="16"/>
+        </w:rPr>
+        <w:t xml:space="preserve">::</w:t>
+      </w:r>
+      <w:r>
+        <w:rPr>
+          <w:rFonts w:ascii="Consolas" w:hAnsi="Consolas"/>
+          <w:b/>
+          <w:color w:val="000080"/>
+          <w:sz w:val="16"/>
+        </w:rPr>
+        <w:t xml:space="preserve">class</w:t>
+      </w:r>
+      <w:r>
+        <w:rPr>
+          <w:rFonts w:ascii="Consolas" w:hAnsi="Consolas"/>
+          <w:color w:val="262626"/>
+          <w:sz w:val="16"/>
+        </w:rPr>
+        <w:t xml:space="preserve">)-&gt;</w:t>
+      </w:r>
+      <w:r>
+        <w:rPr>
+          <w:rFonts w:ascii="Consolas" w:hAnsi="Consolas"/>
+          <w:color w:val="795E26"/>
+          <w:sz w:val="16"/>
+        </w:rPr>
+        <w:t xml:space="preserve">name</w:t>
+      </w:r>
+      <w:r>
+        <w:rPr>
+          <w:rFonts w:ascii="Consolas" w:hAnsi="Consolas"/>
+          <w:color w:val="262626"/>
+          <w:sz w:val="16"/>
+        </w:rPr>
+        <w:t xml:space="preserve">(</w:t>
+      </w:r>
+      <w:r>
+        <w:rPr>
+          <w:rFonts w:ascii="Consolas" w:hAnsi="Consolas"/>
+          <w:color w:val="00733B"/>
+          <w:sz w:val="16"/>
+        </w:rPr>
+        <w:t xml:space="preserve">'menus.index'</w:t>
+      </w:r>
+      <w:r>
+        <w:rPr>
+          <w:rFonts w:ascii="Consolas" w:hAnsi="Consolas"/>
+          <w:color w:val="262626"/>
+          <w:sz w:val="16"/>
+        </w:rPr>
+        <w:t xml:space="preserve">);</w:t>
+      </w:r>
+      <w:r>
         <w:br/>
+      </w:r>
+      <w:r>
+        <w:rPr>
+          <w:rFonts w:ascii="Consolas" w:hAnsi="Consolas"/>
+          <w:color w:val="262626"/>
+          <w:sz w:val="16"/>
+        </w:rPr>
         <w:t xml:space="preserve">});</w:t>
       </w:r>
     </w:p>
@@ -2425,16 +3497,17 @@
     <w:p>
       <w:pPr>
         <w:pStyle w:val="CodeHeader"/>
-        <w:shd w:fill="2D2D30"/>
+        <w:keepNext/>
         <w:pBdr>
-          <w:left w:val="single" w:sz="4" w:space="8" w:color="2D2D30"/>
+          <w:left w:val="single" w:sz="12" w:space="8" w:color="B8DDE0"/>
         </w:pBdr>
+        <w:shd w:val="clear" w:color="auto" w:fill="E4EAED"/>
       </w:pPr>
       <w:r>
         <w:rPr>
           <w:rFonts w:ascii="Consolas" w:hAnsi="Consolas"/>
           <w:b/>
-          <w:color w:val="FFFFFF"/>
+          <w:color w:val="262626"/>
           <w:sz w:val="16"/>
         </w:rPr>
         <w:t xml:space="preserve">BUAT FILE — MODUL 2 TAHAP 1   •   terminal pada root repository   •   BASH</w:t>
@@ -2443,27 +3516,89 @@
     <w:p>
       <w:pPr>
         <w:pStyle w:val="CodeBlock"/>
-        <w:shd w:fill="1E1E1E"/>
         <w:pBdr>
-          <w:left w:val="single" w:sz="4" w:space="8" w:color="1E1E1E"/>
+          <w:left w:val="single" w:sz="12" w:space="8" w:color="B8DDE0"/>
         </w:pBdr>
+        <w:shd w:val="clear" w:color="auto" w:fill="F2F3F7"/>
       </w:pPr>
       <w:r>
         <w:rPr>
           <w:rFonts w:ascii="Consolas" w:hAnsi="Consolas"/>
-          <w:color w:val="6A9955"/>
+          <w:i/>
+          <w:color w:val="808080"/>
           <w:sz w:val="16"/>
         </w:rPr>
         <w:t xml:space="preserve"># manual (shell)</w:t>
+      </w:r>
+      <w:r>
         <w:br/>
       </w:r>
       <w:r>
         <w:rPr>
           <w:rFonts w:ascii="Consolas" w:hAnsi="Consolas"/>
-          <w:color w:val="D4D4D4"/>
-          <w:sz w:val="16"/>
-        </w:rPr>
-        <w:t xml:space="preserve">mkdir -p docs/adr &amp;&amp; touch docs/adr/0006-modular-monolith.md</w:t>
+          <w:b/>
+          <w:color w:val="000080"/>
+          <w:sz w:val="16"/>
+        </w:rPr>
+        <w:t xml:space="preserve">mkdir</w:t>
+      </w:r>
+      <w:r>
+        <w:rPr>
+          <w:rFonts w:ascii="Consolas" w:hAnsi="Consolas"/>
+          <w:color w:val="262626"/>
+          <w:sz w:val="16"/>
+        </w:rPr>
+        <w:t xml:space="preserve"> </w:t>
+      </w:r>
+      <w:r>
+        <w:rPr>
+          <w:rFonts w:ascii="Consolas" w:hAnsi="Consolas"/>
+          <w:color w:val="0073E6"/>
+          <w:sz w:val="16"/>
+        </w:rPr>
+        <w:t xml:space="preserve">-p</w:t>
+      </w:r>
+      <w:r>
+        <w:rPr>
+          <w:rFonts w:ascii="Consolas" w:hAnsi="Consolas"/>
+          <w:color w:val="262626"/>
+          <w:sz w:val="16"/>
+        </w:rPr>
+        <w:t xml:space="preserve"> docs/adr </w:t>
+      </w:r>
+      <w:r>
+        <w:rPr>
+          <w:rFonts w:ascii="Consolas" w:hAnsi="Consolas"/>
+          <w:b/>
+          <w:color w:val="000080"/>
+          <w:sz w:val="16"/>
+        </w:rPr>
+        <w:t xml:space="preserve">&amp;&amp;</w:t>
+      </w:r>
+      <w:r>
+        <w:rPr>
+          <w:rFonts w:ascii="Consolas" w:hAnsi="Consolas"/>
+          <w:color w:val="262626"/>
+          <w:sz w:val="16"/>
+        </w:rPr>
+        <w:t xml:space="preserve"> </w:t>
+      </w:r>
+      <w:r>
+        <w:rPr>
+          <w:rFonts w:ascii="Consolas" w:hAnsi="Consolas"/>
+          <w:b/>
+          <w:color w:val="000080"/>
+          <w:sz w:val="16"/>
+        </w:rPr>
+        <w:t xml:space="preserve">touch</w:t>
+      </w:r>
+      <w:r>
+        <w:rPr>
+          <w:rFonts w:ascii="Consolas" w:hAnsi="Consolas"/>
+          <w:color w:val="262626"/>
+          <w:sz w:val="16"/>
+        </w:rPr>
+        <w:t xml:space="preserve"> docs/adr/0006-modular-monolith.md</w:t>
       </w:r>
     </w:p>
     <w:p>
@@ -2943,16 +4078,17 @@
     <w:p>
       <w:pPr>
         <w:pStyle w:val="CodeHeader"/>
-        <w:shd w:fill="2D2D30"/>
+        <w:keepNext/>
         <w:pBdr>
-          <w:left w:val="single" w:sz="4" w:space="8" w:color="2D2D30"/>
+          <w:left w:val="single" w:sz="12" w:space="8" w:color="B8DDE0"/>
         </w:pBdr>
+        <w:shd w:val="clear" w:color="auto" w:fill="E4EAED"/>
       </w:pPr>
       <w:r>
         <w:rPr>
           <w:rFonts w:ascii="Consolas" w:hAnsi="Consolas"/>
           <w:b/>
-          <w:color w:val="FFFFFF"/>
+          <w:color w:val="262626"/>
           <w:sz w:val="16"/>
         </w:rPr>
         <w:t xml:space="preserve">BUAT FILE — MODUL 2 TAHAP 2   •   terminal pada root repository   •   BASH</w:t>
@@ -2961,168 +4097,507 @@
     <w:p>
       <w:pPr>
         <w:pStyle w:val="CodeBlock"/>
-        <w:shd w:fill="1E1E1E"/>
         <w:pBdr>
-          <w:left w:val="single" w:sz="4" w:space="8" w:color="1E1E1E"/>
+          <w:left w:val="single" w:sz="12" w:space="8" w:color="B8DDE0"/>
         </w:pBdr>
+        <w:shd w:val="clear" w:color="auto" w:fill="F2F3F7"/>
       </w:pPr>
       <w:r>
         <w:rPr>
           <w:rFonts w:ascii="Consolas" w:hAnsi="Consolas"/>
-          <w:color w:val="6A9955"/>
+          <w:i/>
+          <w:color w:val="808080"/>
           <w:sz w:val="16"/>
         </w:rPr>
         <w:t xml:space="preserve"># manual (shell)</w:t>
+      </w:r>
+      <w:r>
         <w:br/>
       </w:r>
       <w:r>
         <w:rPr>
           <w:rFonts w:ascii="Consolas" w:hAnsi="Consolas"/>
-          <w:color w:val="D4D4D4"/>
-          <w:sz w:val="16"/>
-        </w:rPr>
-        <w:t xml:space="preserve">mkdir -p app/Modules/{Admin,Catalog,Ordering,Payments,Kitchen,Reporting}/{Actions,Data,Services,Http/Controllers,routes,resources/views/livewire}</w:t>
+          <w:b/>
+          <w:color w:val="000080"/>
+          <w:sz w:val="16"/>
+        </w:rPr>
+        <w:t xml:space="preserve">mkdir</w:t>
+      </w:r>
+      <w:r>
+        <w:rPr>
+          <w:rFonts w:ascii="Consolas" w:hAnsi="Consolas"/>
+          <w:color w:val="262626"/>
+          <w:sz w:val="16"/>
+        </w:rPr>
+        <w:t xml:space="preserve"> </w:t>
+      </w:r>
+      <w:r>
+        <w:rPr>
+          <w:rFonts w:ascii="Consolas" w:hAnsi="Consolas"/>
+          <w:color w:val="0073E6"/>
+          <w:sz w:val="16"/>
+        </w:rPr>
+        <w:t xml:space="preserve">-p</w:t>
+      </w:r>
+      <w:r>
+        <w:rPr>
+          <w:rFonts w:ascii="Consolas" w:hAnsi="Consolas"/>
+          <w:color w:val="262626"/>
+          <w:sz w:val="16"/>
+        </w:rPr>
+        <w:t xml:space="preserve"> app/Modules/{Admin,Catalog,Ordering,Payments,Kitchen,Reporting}/{Actions,Data,Services,Http/Controllers,routes,resources/views/livewire}</w:t>
+      </w:r>
+      <w:r>
         <w:br/>
       </w:r>
       <w:r>
         <w:rPr>
           <w:rFonts w:ascii="Consolas" w:hAnsi="Consolas"/>
-          <w:color w:val="6A9955"/>
+          <w:i/>
+          <w:color w:val="808080"/>
           <w:sz w:val="16"/>
         </w:rPr>
         <w:t xml:space="preserve"># manual (shell)</w:t>
+      </w:r>
+      <w:r>
         <w:br/>
       </w:r>
       <w:r>
         <w:rPr>
           <w:rFonts w:ascii="Consolas" w:hAnsi="Consolas"/>
-          <w:color w:val="D4D4D4"/>
-          <w:sz w:val="16"/>
-        </w:rPr>
-        <w:t xml:space="preserve">find app/Modules -type d -empty -exec touch {}/.gitkeep \;</w:t>
+          <w:color w:val="262626"/>
+          <w:sz w:val="16"/>
+        </w:rPr>
+        <w:t xml:space="preserve">find app/Modules </w:t>
+      </w:r>
+      <w:r>
+        <w:rPr>
+          <w:rFonts w:ascii="Consolas" w:hAnsi="Consolas"/>
+          <w:color w:val="0073E6"/>
+          <w:sz w:val="16"/>
+        </w:rPr>
+        <w:t xml:space="preserve">-type</w:t>
+      </w:r>
+      <w:r>
+        <w:rPr>
+          <w:rFonts w:ascii="Consolas" w:hAnsi="Consolas"/>
+          <w:color w:val="262626"/>
+          <w:sz w:val="16"/>
+        </w:rPr>
+        <w:t xml:space="preserve"> d </w:t>
+      </w:r>
+      <w:r>
+        <w:rPr>
+          <w:rFonts w:ascii="Consolas" w:hAnsi="Consolas"/>
+          <w:color w:val="0073E6"/>
+          <w:sz w:val="16"/>
+        </w:rPr>
+        <w:t xml:space="preserve">-empty</w:t>
+      </w:r>
+      <w:r>
+        <w:rPr>
+          <w:rFonts w:ascii="Consolas" w:hAnsi="Consolas"/>
+          <w:color w:val="262626"/>
+          <w:sz w:val="16"/>
+        </w:rPr>
+        <w:t xml:space="preserve"> </w:t>
+      </w:r>
+      <w:r>
+        <w:rPr>
+          <w:rFonts w:ascii="Consolas" w:hAnsi="Consolas"/>
+          <w:color w:val="0073E6"/>
+          <w:sz w:val="16"/>
+        </w:rPr>
+        <w:t xml:space="preserve">-exec</w:t>
+      </w:r>
+      <w:r>
+        <w:rPr>
+          <w:rFonts w:ascii="Consolas" w:hAnsi="Consolas"/>
+          <w:color w:val="262626"/>
+          <w:sz w:val="16"/>
+        </w:rPr>
+        <w:t xml:space="preserve"> touch {}/.gitkeep \;</w:t>
+      </w:r>
+      <w:r>
         <w:br/>
       </w:r>
       <w:r>
         <w:rPr>
           <w:rFonts w:ascii="Consolas" w:hAnsi="Consolas"/>
-          <w:color w:val="D4D4D4"/>
-          <w:sz w:val="16"/>
-        </w:rPr>
-        <w:t xml:space="preserve">php artisan make:class Modules/ModuleServiceProvider</w:t>
+          <w:b/>
+          <w:color w:val="000080"/>
+          <w:sz w:val="16"/>
+        </w:rPr>
+        <w:t xml:space="preserve">php</w:t>
+      </w:r>
+      <w:r>
+        <w:rPr>
+          <w:rFonts w:ascii="Consolas" w:hAnsi="Consolas"/>
+          <w:color w:val="262626"/>
+          <w:sz w:val="16"/>
+        </w:rPr>
+        <w:t xml:space="preserve"> artisan </w:t>
+      </w:r>
+      <w:r>
+        <w:rPr>
+          <w:rFonts w:ascii="Consolas" w:hAnsi="Consolas"/>
+          <w:color w:val="795E26"/>
+          <w:sz w:val="16"/>
+        </w:rPr>
+        <w:t xml:space="preserve">make:class</w:t>
+      </w:r>
+      <w:r>
+        <w:rPr>
+          <w:rFonts w:ascii="Consolas" w:hAnsi="Consolas"/>
+          <w:color w:val="262626"/>
+          <w:sz w:val="16"/>
+        </w:rPr>
+        <w:t xml:space="preserve"> Modules/ModuleServiceProvider</w:t>
+      </w:r>
+      <w:r>
         <w:br/>
       </w:r>
       <w:r>
         <w:rPr>
           <w:rFonts w:ascii="Consolas" w:hAnsi="Consolas"/>
-          <w:color w:val="6A9955"/>
+          <w:i/>
+          <w:color w:val="808080"/>
           <w:sz w:val="16"/>
         </w:rPr>
         <w:t xml:space="preserve">#   INFO Class [app/Modules/ModuleServiceProvider.php] created successfully.</w:t>
+      </w:r>
+      <w:r>
         <w:br/>
       </w:r>
       <w:r>
         <w:rPr>
           <w:rFonts w:ascii="Consolas" w:hAnsi="Consolas"/>
-          <w:color w:val="D4D4D4"/>
-          <w:sz w:val="16"/>
-        </w:rPr>
-        <w:t xml:space="preserve">php artisan make:provider 'App\Modules\Admin\AdminServiceProvider'</w:t>
+          <w:b/>
+          <w:color w:val="000080"/>
+          <w:sz w:val="16"/>
+        </w:rPr>
+        <w:t xml:space="preserve">php</w:t>
+      </w:r>
+      <w:r>
+        <w:rPr>
+          <w:rFonts w:ascii="Consolas" w:hAnsi="Consolas"/>
+          <w:color w:val="262626"/>
+          <w:sz w:val="16"/>
+        </w:rPr>
+        <w:t xml:space="preserve"> artisan </w:t>
+      </w:r>
+      <w:r>
+        <w:rPr>
+          <w:rFonts w:ascii="Consolas" w:hAnsi="Consolas"/>
+          <w:color w:val="795E26"/>
+          <w:sz w:val="16"/>
+        </w:rPr>
+        <w:t xml:space="preserve">make:provider</w:t>
+      </w:r>
+      <w:r>
+        <w:rPr>
+          <w:rFonts w:ascii="Consolas" w:hAnsi="Consolas"/>
+          <w:color w:val="262626"/>
+          <w:sz w:val="16"/>
+        </w:rPr>
+        <w:t xml:space="preserve"> </w:t>
+      </w:r>
+      <w:r>
+        <w:rPr>
+          <w:rFonts w:ascii="Consolas" w:hAnsi="Consolas"/>
+          <w:color w:val="00733B"/>
+          <w:sz w:val="16"/>
+        </w:rPr>
+        <w:t xml:space="preserve">'App\Modules\Admin\AdminServiceProvider'</w:t>
+      </w:r>
+      <w:r>
         <w:br/>
       </w:r>
       <w:r>
         <w:rPr>
           <w:rFonts w:ascii="Consolas" w:hAnsi="Consolas"/>
-          <w:color w:val="6A9955"/>
+          <w:i/>
+          <w:color w:val="808080"/>
           <w:sz w:val="16"/>
         </w:rPr>
         <w:t xml:space="preserve">#   INFO Provider [app/Modules/Admin/AdminServiceProvider.php] created successfully.</w:t>
+      </w:r>
+      <w:r>
         <w:br/>
       </w:r>
       <w:r>
         <w:rPr>
           <w:rFonts w:ascii="Consolas" w:hAnsi="Consolas"/>
-          <w:color w:val="D4D4D4"/>
-          <w:sz w:val="16"/>
-        </w:rPr>
-        <w:t xml:space="preserve">php artisan make:provider 'App\Modules\Catalog\CatalogServiceProvider'</w:t>
+          <w:b/>
+          <w:color w:val="000080"/>
+          <w:sz w:val="16"/>
+        </w:rPr>
+        <w:t xml:space="preserve">php</w:t>
+      </w:r>
+      <w:r>
+        <w:rPr>
+          <w:rFonts w:ascii="Consolas" w:hAnsi="Consolas"/>
+          <w:color w:val="262626"/>
+          <w:sz w:val="16"/>
+        </w:rPr>
+        <w:t xml:space="preserve"> artisan </w:t>
+      </w:r>
+      <w:r>
+        <w:rPr>
+          <w:rFonts w:ascii="Consolas" w:hAnsi="Consolas"/>
+          <w:color w:val="795E26"/>
+          <w:sz w:val="16"/>
+        </w:rPr>
+        <w:t xml:space="preserve">make:provider</w:t>
+      </w:r>
+      <w:r>
+        <w:rPr>
+          <w:rFonts w:ascii="Consolas" w:hAnsi="Consolas"/>
+          <w:color w:val="262626"/>
+          <w:sz w:val="16"/>
+        </w:rPr>
+        <w:t xml:space="preserve"> </w:t>
+      </w:r>
+      <w:r>
+        <w:rPr>
+          <w:rFonts w:ascii="Consolas" w:hAnsi="Consolas"/>
+          <w:color w:val="00733B"/>
+          <w:sz w:val="16"/>
+        </w:rPr>
+        <w:t xml:space="preserve">'App\Modules\Catalog\CatalogServiceProvider'</w:t>
+      </w:r>
+      <w:r>
         <w:br/>
       </w:r>
       <w:r>
         <w:rPr>
           <w:rFonts w:ascii="Consolas" w:hAnsi="Consolas"/>
-          <w:color w:val="6A9955"/>
+          <w:i/>
+          <w:color w:val="808080"/>
           <w:sz w:val="16"/>
         </w:rPr>
         <w:t xml:space="preserve">#   INFO Provider [app/Modules/Catalog/CatalogServiceProvider.php] created successfully.</w:t>
+      </w:r>
+      <w:r>
         <w:br/>
       </w:r>
       <w:r>
         <w:rPr>
           <w:rFonts w:ascii="Consolas" w:hAnsi="Consolas"/>
-          <w:color w:val="D4D4D4"/>
-          <w:sz w:val="16"/>
-        </w:rPr>
-        <w:t xml:space="preserve">php artisan make:provider 'App\Modules\Ordering\OrderingServiceProvider'</w:t>
+          <w:b/>
+          <w:color w:val="000080"/>
+          <w:sz w:val="16"/>
+        </w:rPr>
+        <w:t xml:space="preserve">php</w:t>
+      </w:r>
+      <w:r>
+        <w:rPr>
+          <w:rFonts w:ascii="Consolas" w:hAnsi="Consolas"/>
+          <w:color w:val="262626"/>
+          <w:sz w:val="16"/>
+        </w:rPr>
+        <w:t xml:space="preserve"> artisan </w:t>
+      </w:r>
+      <w:r>
+        <w:rPr>
+          <w:rFonts w:ascii="Consolas" w:hAnsi="Consolas"/>
+          <w:color w:val="795E26"/>
+          <w:sz w:val="16"/>
+        </w:rPr>
+        <w:t xml:space="preserve">make:provider</w:t>
+      </w:r>
+      <w:r>
+        <w:rPr>
+          <w:rFonts w:ascii="Consolas" w:hAnsi="Consolas"/>
+          <w:color w:val="262626"/>
+          <w:sz w:val="16"/>
+        </w:rPr>
+        <w:t xml:space="preserve"> </w:t>
+      </w:r>
+      <w:r>
+        <w:rPr>
+          <w:rFonts w:ascii="Consolas" w:hAnsi="Consolas"/>
+          <w:color w:val="00733B"/>
+          <w:sz w:val="16"/>
+        </w:rPr>
+        <w:t xml:space="preserve">'App\Modules\Ordering\OrderingServiceProvider'</w:t>
+      </w:r>
+      <w:r>
         <w:br/>
       </w:r>
       <w:r>
         <w:rPr>
           <w:rFonts w:ascii="Consolas" w:hAnsi="Consolas"/>
-          <w:color w:val="6A9955"/>
+          <w:i/>
+          <w:color w:val="808080"/>
           <w:sz w:val="16"/>
         </w:rPr>
         <w:t xml:space="preserve">#   INFO Provider [app/Modules/Ordering/OrderingServiceProvider.php] created successfully.</w:t>
+      </w:r>
+      <w:r>
         <w:br/>
       </w:r>
       <w:r>
         <w:rPr>
           <w:rFonts w:ascii="Consolas" w:hAnsi="Consolas"/>
-          <w:color w:val="D4D4D4"/>
-          <w:sz w:val="16"/>
-        </w:rPr>
-        <w:t xml:space="preserve">php artisan make:provider 'App\Modules\Payments\PaymentsServiceProvider'</w:t>
+          <w:b/>
+          <w:color w:val="000080"/>
+          <w:sz w:val="16"/>
+        </w:rPr>
+        <w:t xml:space="preserve">php</w:t>
+      </w:r>
+      <w:r>
+        <w:rPr>
+          <w:rFonts w:ascii="Consolas" w:hAnsi="Consolas"/>
+          <w:color w:val="262626"/>
+          <w:sz w:val="16"/>
+        </w:rPr>
+        <w:t xml:space="preserve"> artisan </w:t>
+      </w:r>
+      <w:r>
+        <w:rPr>
+          <w:rFonts w:ascii="Consolas" w:hAnsi="Consolas"/>
+          <w:color w:val="795E26"/>
+          <w:sz w:val="16"/>
+        </w:rPr>
+        <w:t xml:space="preserve">make:provider</w:t>
+      </w:r>
+      <w:r>
+        <w:rPr>
+          <w:rFonts w:ascii="Consolas" w:hAnsi="Consolas"/>
+          <w:color w:val="262626"/>
+          <w:sz w:val="16"/>
+        </w:rPr>
+        <w:t xml:space="preserve"> </w:t>
+      </w:r>
+      <w:r>
+        <w:rPr>
+          <w:rFonts w:ascii="Consolas" w:hAnsi="Consolas"/>
+          <w:color w:val="00733B"/>
+          <w:sz w:val="16"/>
+        </w:rPr>
+        <w:t xml:space="preserve">'App\Modules\Payments\PaymentsServiceProvider'</w:t>
+      </w:r>
+      <w:r>
         <w:br/>
       </w:r>
       <w:r>
         <w:rPr>
           <w:rFonts w:ascii="Consolas" w:hAnsi="Consolas"/>
-          <w:color w:val="6A9955"/>
+          <w:i/>
+          <w:color w:val="808080"/>
           <w:sz w:val="16"/>
         </w:rPr>
         <w:t xml:space="preserve">#   INFO Provider [app/Modules/Payments/PaymentsServiceProvider.php] created successfully.</w:t>
+      </w:r>
+      <w:r>
         <w:br/>
       </w:r>
       <w:r>
         <w:rPr>
           <w:rFonts w:ascii="Consolas" w:hAnsi="Consolas"/>
-          <w:color w:val="D4D4D4"/>
-          <w:sz w:val="16"/>
-        </w:rPr>
-        <w:t xml:space="preserve">php artisan make:provider 'App\Modules\Kitchen\KitchenServiceProvider'</w:t>
+          <w:b/>
+          <w:color w:val="000080"/>
+          <w:sz w:val="16"/>
+        </w:rPr>
+        <w:t xml:space="preserve">php</w:t>
+      </w:r>
+      <w:r>
+        <w:rPr>
+          <w:rFonts w:ascii="Consolas" w:hAnsi="Consolas"/>
+          <w:color w:val="262626"/>
+          <w:sz w:val="16"/>
+        </w:rPr>
+        <w:t xml:space="preserve"> artisan </w:t>
+      </w:r>
+      <w:r>
+        <w:rPr>
+          <w:rFonts w:ascii="Consolas" w:hAnsi="Consolas"/>
+          <w:color w:val="795E26"/>
+          <w:sz w:val="16"/>
+        </w:rPr>
+        <w:t xml:space="preserve">make:provider</w:t>
+      </w:r>
+      <w:r>
+        <w:rPr>
+          <w:rFonts w:ascii="Consolas" w:hAnsi="Consolas"/>
+          <w:color w:val="262626"/>
+          <w:sz w:val="16"/>
+        </w:rPr>
+        <w:t xml:space="preserve"> </w:t>
+      </w:r>
+      <w:r>
+        <w:rPr>
+          <w:rFonts w:ascii="Consolas" w:hAnsi="Consolas"/>
+          <w:color w:val="00733B"/>
+          <w:sz w:val="16"/>
+        </w:rPr>
+        <w:t xml:space="preserve">'App\Modules\Kitchen\KitchenServiceProvider'</w:t>
+      </w:r>
+      <w:r>
         <w:br/>
       </w:r>
       <w:r>
         <w:rPr>
           <w:rFonts w:ascii="Consolas" w:hAnsi="Consolas"/>
-          <w:color w:val="6A9955"/>
+          <w:i/>
+          <w:color w:val="808080"/>
           <w:sz w:val="16"/>
         </w:rPr>
         <w:t xml:space="preserve">#   INFO Provider [app/Modules/Kitchen/KitchenServiceProvider.php] created successfully.</w:t>
+      </w:r>
+      <w:r>
         <w:br/>
       </w:r>
       <w:r>
         <w:rPr>
           <w:rFonts w:ascii="Consolas" w:hAnsi="Consolas"/>
-          <w:color w:val="D4D4D4"/>
-          <w:sz w:val="16"/>
-        </w:rPr>
-        <w:t xml:space="preserve">php artisan make:provider 'App\Modules\Reporting\ReportingServiceProvider'</w:t>
+          <w:b/>
+          <w:color w:val="000080"/>
+          <w:sz w:val="16"/>
+        </w:rPr>
+        <w:t xml:space="preserve">php</w:t>
+      </w:r>
+      <w:r>
+        <w:rPr>
+          <w:rFonts w:ascii="Consolas" w:hAnsi="Consolas"/>
+          <w:color w:val="262626"/>
+          <w:sz w:val="16"/>
+        </w:rPr>
+        <w:t xml:space="preserve"> artisan </w:t>
+      </w:r>
+      <w:r>
+        <w:rPr>
+          <w:rFonts w:ascii="Consolas" w:hAnsi="Consolas"/>
+          <w:color w:val="795E26"/>
+          <w:sz w:val="16"/>
+        </w:rPr>
+        <w:t xml:space="preserve">make:provider</w:t>
+      </w:r>
+      <w:r>
+        <w:rPr>
+          <w:rFonts w:ascii="Consolas" w:hAnsi="Consolas"/>
+          <w:color w:val="262626"/>
+          <w:sz w:val="16"/>
+        </w:rPr>
+        <w:t xml:space="preserve"> </w:t>
+      </w:r>
+      <w:r>
+        <w:rPr>
+          <w:rFonts w:ascii="Consolas" w:hAnsi="Consolas"/>
+          <w:color w:val="00733B"/>
+          <w:sz w:val="16"/>
+        </w:rPr>
+        <w:t xml:space="preserve">'App\Modules\Reporting\ReportingServiceProvider'</w:t>
+      </w:r>
+      <w:r>
         <w:br/>
       </w:r>
       <w:r>
         <w:rPr>
           <w:rFonts w:ascii="Consolas" w:hAnsi="Consolas"/>
-          <w:color w:val="6A9955"/>
+          <w:i/>
+          <w:color w:val="808080"/>
           <w:sz w:val="16"/>
         </w:rPr>
         <w:t xml:space="preserve">#   INFO Provider [app/Modules/Reporting/ReportingServiceProvider.php] created successfully.</w:t>
@@ -3752,16 +5227,17 @@
     <w:p>
       <w:pPr>
         <w:pStyle w:val="CodeHeader"/>
-        <w:shd w:fill="2D2D30"/>
+        <w:keepNext/>
         <w:pBdr>
-          <w:left w:val="single" w:sz="4" w:space="8" w:color="2D2D30"/>
+          <w:left w:val="single" w:sz="12" w:space="8" w:color="B8DDE0"/>
         </w:pBdr>
+        <w:shd w:val="clear" w:color="auto" w:fill="E4EAED"/>
       </w:pPr>
       <w:r>
         <w:rPr>
           <w:rFonts w:ascii="Consolas" w:hAnsi="Consolas"/>
           <w:b/>
-          <w:color w:val="FFFFFF"/>
+          <w:color w:val="262626"/>
           <w:sz w:val="16"/>
         </w:rPr>
         <w:t xml:space="preserve">BUAT FILE — MODUL 2 TAHAP 3   •   terminal pada root repository   •   BASH</w:t>
@@ -3770,45 +5246,87 @@
     <w:p>
       <w:pPr>
         <w:pStyle w:val="CodeBlock"/>
-        <w:shd w:fill="1E1E1E"/>
         <w:pBdr>
-          <w:left w:val="single" w:sz="4" w:space="8" w:color="1E1E1E"/>
+          <w:left w:val="single" w:sz="12" w:space="8" w:color="B8DDE0"/>
         </w:pBdr>
+        <w:shd w:val="clear" w:color="auto" w:fill="F2F3F7"/>
       </w:pPr>
       <w:r>
         <w:rPr>
           <w:rFonts w:ascii="Consolas" w:hAnsi="Consolas"/>
-          <w:color w:val="D4D4D4"/>
-          <w:sz w:val="16"/>
-        </w:rPr>
-        <w:t xml:space="preserve">php artisan make:class Support/Routing/PortalRoutes</w:t>
+          <w:b/>
+          <w:color w:val="000080"/>
+          <w:sz w:val="16"/>
+        </w:rPr>
+        <w:t xml:space="preserve">php</w:t>
+      </w:r>
+      <w:r>
+        <w:rPr>
+          <w:rFonts w:ascii="Consolas" w:hAnsi="Consolas"/>
+          <w:color w:val="262626"/>
+          <w:sz w:val="16"/>
+        </w:rPr>
+        <w:t xml:space="preserve"> artisan </w:t>
+      </w:r>
+      <w:r>
+        <w:rPr>
+          <w:rFonts w:ascii="Consolas" w:hAnsi="Consolas"/>
+          <w:color w:val="795E26"/>
+          <w:sz w:val="16"/>
+        </w:rPr>
+        <w:t xml:space="preserve">make:class</w:t>
+      </w:r>
+      <w:r>
+        <w:rPr>
+          <w:rFonts w:ascii="Consolas" w:hAnsi="Consolas"/>
+          <w:color w:val="262626"/>
+          <w:sz w:val="16"/>
+        </w:rPr>
+        <w:t xml:space="preserve"> Support/Routing/PortalRoutes</w:t>
+      </w:r>
+      <w:r>
         <w:br/>
       </w:r>
       <w:r>
         <w:rPr>
           <w:rFonts w:ascii="Consolas" w:hAnsi="Consolas"/>
-          <w:color w:val="6A9955"/>
+          <w:i/>
+          <w:color w:val="808080"/>
           <w:sz w:val="16"/>
         </w:rPr>
         <w:t xml:space="preserve">#   INFO Class [app/Support/Routing/PortalRoutes.php] created successfully.</w:t>
+      </w:r>
+      <w:r>
         <w:br/>
       </w:r>
       <w:r>
         <w:rPr>
           <w:rFonts w:ascii="Consolas" w:hAnsi="Consolas"/>
-          <w:color w:val="6A9955"/>
+          <w:i/>
+          <w:color w:val="808080"/>
           <w:sz w:val="16"/>
         </w:rPr>
         <w:t xml:space="preserve"># manual (shell)</w:t>
+      </w:r>
+      <w:r>
         <w:br/>
       </w:r>
       <w:r>
         <w:rPr>
           <w:rFonts w:ascii="Consolas" w:hAnsi="Consolas"/>
-          <w:color w:val="D4D4D4"/>
-          <w:sz w:val="16"/>
-        </w:rPr>
-        <w:t xml:space="preserve">touch routes/customer.php routes/tenant.php routes/admin.php</w:t>
+          <w:b/>
+          <w:color w:val="000080"/>
+          <w:sz w:val="16"/>
+        </w:rPr>
+        <w:t xml:space="preserve">touch</w:t>
+      </w:r>
+      <w:r>
+        <w:rPr>
+          <w:rFonts w:ascii="Consolas" w:hAnsi="Consolas"/>
+          <w:color w:val="262626"/>
+          <w:sz w:val="16"/>
+        </w:rPr>
+        <w:t xml:space="preserve"> routes/customer.php routes/tenant.php routes/admin.php</w:t>
       </w:r>
     </w:p>
     <w:p>
@@ -4212,16 +5730,17 @@
     <w:p>
       <w:pPr>
         <w:pStyle w:val="CodeHeader"/>
-        <w:shd w:fill="2D2D30"/>
+        <w:keepNext/>
         <w:pBdr>
-          <w:left w:val="single" w:sz="4" w:space="8" w:color="2D2D30"/>
+          <w:left w:val="single" w:sz="12" w:space="8" w:color="B8DDE0"/>
         </w:pBdr>
+        <w:shd w:val="clear" w:color="auto" w:fill="E4EAED"/>
       </w:pPr>
       <w:r>
         <w:rPr>
           <w:rFonts w:ascii="Consolas" w:hAnsi="Consolas"/>
           <w:b/>
-          <w:color w:val="FFFFFF"/>
+          <w:color w:val="262626"/>
           <w:sz w:val="16"/>
         </w:rPr>
         <w:t xml:space="preserve">BUAT FILE — MODUL 2 TAHAP 4   •   terminal pada root repository   •   BASH</w:t>
@@ -4230,186 +5749,540 @@
     <w:p>
       <w:pPr>
         <w:pStyle w:val="CodeBlock"/>
-        <w:shd w:fill="1E1E1E"/>
         <w:pBdr>
-          <w:left w:val="single" w:sz="4" w:space="8" w:color="1E1E1E"/>
+          <w:left w:val="single" w:sz="12" w:space="8" w:color="B8DDE0"/>
         </w:pBdr>
+        <w:shd w:val="clear" w:color="auto" w:fill="F2F3F7"/>
       </w:pPr>
       <w:r>
         <w:rPr>
           <w:rFonts w:ascii="Consolas" w:hAnsi="Consolas"/>
-          <w:color w:val="D4D4D4"/>
-          <w:sz w:val="16"/>
-        </w:rPr>
-        <w:t xml:space="preserve">php artisan make:component layouts.customer --view</w:t>
+          <w:b/>
+          <w:color w:val="000080"/>
+          <w:sz w:val="16"/>
+        </w:rPr>
+        <w:t xml:space="preserve">php</w:t>
+      </w:r>
+      <w:r>
+        <w:rPr>
+          <w:rFonts w:ascii="Consolas" w:hAnsi="Consolas"/>
+          <w:color w:val="262626"/>
+          <w:sz w:val="16"/>
+        </w:rPr>
+        <w:t xml:space="preserve"> artisan </w:t>
+      </w:r>
+      <w:r>
+        <w:rPr>
+          <w:rFonts w:ascii="Consolas" w:hAnsi="Consolas"/>
+          <w:color w:val="795E26"/>
+          <w:sz w:val="16"/>
+        </w:rPr>
+        <w:t xml:space="preserve">make:component</w:t>
+      </w:r>
+      <w:r>
+        <w:rPr>
+          <w:rFonts w:ascii="Consolas" w:hAnsi="Consolas"/>
+          <w:color w:val="262626"/>
+          <w:sz w:val="16"/>
+        </w:rPr>
+        <w:t xml:space="preserve"> layouts.customer </w:t>
+      </w:r>
+      <w:r>
+        <w:rPr>
+          <w:rFonts w:ascii="Consolas" w:hAnsi="Consolas"/>
+          <w:color w:val="0073E6"/>
+          <w:sz w:val="16"/>
+        </w:rPr>
+        <w:t xml:space="preserve">--view</w:t>
+      </w:r>
+      <w:r>
         <w:br/>
       </w:r>
       <w:r>
         <w:rPr>
           <w:rFonts w:ascii="Consolas" w:hAnsi="Consolas"/>
-          <w:color w:val="6A9955"/>
+          <w:i/>
+          <w:color w:val="808080"/>
           <w:sz w:val="16"/>
         </w:rPr>
         <w:t xml:space="preserve">#   INFO View [resources/views/components/layouts/customer.blade.php] created successfully.</w:t>
+      </w:r>
+      <w:r>
         <w:br/>
       </w:r>
       <w:r>
         <w:rPr>
           <w:rFonts w:ascii="Consolas" w:hAnsi="Consolas"/>
-          <w:color w:val="D4D4D4"/>
-          <w:sz w:val="16"/>
-        </w:rPr>
-        <w:t xml:space="preserve">php artisan make:component layouts.tenant --view</w:t>
+          <w:b/>
+          <w:color w:val="000080"/>
+          <w:sz w:val="16"/>
+        </w:rPr>
+        <w:t xml:space="preserve">php</w:t>
+      </w:r>
+      <w:r>
+        <w:rPr>
+          <w:rFonts w:ascii="Consolas" w:hAnsi="Consolas"/>
+          <w:color w:val="262626"/>
+          <w:sz w:val="16"/>
+        </w:rPr>
+        <w:t xml:space="preserve"> artisan </w:t>
+      </w:r>
+      <w:r>
+        <w:rPr>
+          <w:rFonts w:ascii="Consolas" w:hAnsi="Consolas"/>
+          <w:color w:val="795E26"/>
+          <w:sz w:val="16"/>
+        </w:rPr>
+        <w:t xml:space="preserve">make:component</w:t>
+      </w:r>
+      <w:r>
+        <w:rPr>
+          <w:rFonts w:ascii="Consolas" w:hAnsi="Consolas"/>
+          <w:color w:val="262626"/>
+          <w:sz w:val="16"/>
+        </w:rPr>
+        <w:t xml:space="preserve"> layouts.tenant </w:t>
+      </w:r>
+      <w:r>
+        <w:rPr>
+          <w:rFonts w:ascii="Consolas" w:hAnsi="Consolas"/>
+          <w:color w:val="0073E6"/>
+          <w:sz w:val="16"/>
+        </w:rPr>
+        <w:t xml:space="preserve">--view</w:t>
+      </w:r>
+      <w:r>
         <w:br/>
       </w:r>
       <w:r>
         <w:rPr>
           <w:rFonts w:ascii="Consolas" w:hAnsi="Consolas"/>
-          <w:color w:val="6A9955"/>
+          <w:i/>
+          <w:color w:val="808080"/>
           <w:sz w:val="16"/>
         </w:rPr>
         <w:t xml:space="preserve">#   INFO View [resources/views/components/layouts/tenant.blade.php] created successfully.</w:t>
+      </w:r>
+      <w:r>
         <w:br/>
       </w:r>
       <w:r>
         <w:rPr>
           <w:rFonts w:ascii="Consolas" w:hAnsi="Consolas"/>
-          <w:color w:val="D4D4D4"/>
-          <w:sz w:val="16"/>
-        </w:rPr>
-        <w:t xml:space="preserve">php artisan make:component layouts.admin --view</w:t>
+          <w:b/>
+          <w:color w:val="000080"/>
+          <w:sz w:val="16"/>
+        </w:rPr>
+        <w:t xml:space="preserve">php</w:t>
+      </w:r>
+      <w:r>
+        <w:rPr>
+          <w:rFonts w:ascii="Consolas" w:hAnsi="Consolas"/>
+          <w:color w:val="262626"/>
+          <w:sz w:val="16"/>
+        </w:rPr>
+        <w:t xml:space="preserve"> artisan </w:t>
+      </w:r>
+      <w:r>
+        <w:rPr>
+          <w:rFonts w:ascii="Consolas" w:hAnsi="Consolas"/>
+          <w:color w:val="795E26"/>
+          <w:sz w:val="16"/>
+        </w:rPr>
+        <w:t xml:space="preserve">make:component</w:t>
+      </w:r>
+      <w:r>
+        <w:rPr>
+          <w:rFonts w:ascii="Consolas" w:hAnsi="Consolas"/>
+          <w:color w:val="262626"/>
+          <w:sz w:val="16"/>
+        </w:rPr>
+        <w:t xml:space="preserve"> layouts.admin </w:t>
+      </w:r>
+      <w:r>
+        <w:rPr>
+          <w:rFonts w:ascii="Consolas" w:hAnsi="Consolas"/>
+          <w:color w:val="0073E6"/>
+          <w:sz w:val="16"/>
+        </w:rPr>
+        <w:t xml:space="preserve">--view</w:t>
+      </w:r>
+      <w:r>
         <w:br/>
       </w:r>
       <w:r>
         <w:rPr>
           <w:rFonts w:ascii="Consolas" w:hAnsi="Consolas"/>
-          <w:color w:val="6A9955"/>
+          <w:i/>
+          <w:color w:val="808080"/>
           <w:sz w:val="16"/>
         </w:rPr>
         <w:t xml:space="preserve">#   INFO View [resources/views/components/layouts/admin.blade.php] created successfully.</w:t>
+      </w:r>
+      <w:r>
         <w:br/>
       </w:r>
       <w:r>
         <w:rPr>
           <w:rFonts w:ascii="Consolas" w:hAnsi="Consolas"/>
-          <w:color w:val="D4D4D4"/>
-          <w:sz w:val="16"/>
-        </w:rPr>
-        <w:t xml:space="preserve">php artisan make:component button --view</w:t>
+          <w:b/>
+          <w:color w:val="000080"/>
+          <w:sz w:val="16"/>
+        </w:rPr>
+        <w:t xml:space="preserve">php</w:t>
+      </w:r>
+      <w:r>
+        <w:rPr>
+          <w:rFonts w:ascii="Consolas" w:hAnsi="Consolas"/>
+          <w:color w:val="262626"/>
+          <w:sz w:val="16"/>
+        </w:rPr>
+        <w:t xml:space="preserve"> artisan </w:t>
+      </w:r>
+      <w:r>
+        <w:rPr>
+          <w:rFonts w:ascii="Consolas" w:hAnsi="Consolas"/>
+          <w:color w:val="795E26"/>
+          <w:sz w:val="16"/>
+        </w:rPr>
+        <w:t xml:space="preserve">make:component</w:t>
+      </w:r>
+      <w:r>
+        <w:rPr>
+          <w:rFonts w:ascii="Consolas" w:hAnsi="Consolas"/>
+          <w:color w:val="262626"/>
+          <w:sz w:val="16"/>
+        </w:rPr>
+        <w:t xml:space="preserve"> button </w:t>
+      </w:r>
+      <w:r>
+        <w:rPr>
+          <w:rFonts w:ascii="Consolas" w:hAnsi="Consolas"/>
+          <w:color w:val="0073E6"/>
+          <w:sz w:val="16"/>
+        </w:rPr>
+        <w:t xml:space="preserve">--view</w:t>
+      </w:r>
+      <w:r>
         <w:br/>
       </w:r>
       <w:r>
         <w:rPr>
           <w:rFonts w:ascii="Consolas" w:hAnsi="Consolas"/>
-          <w:color w:val="6A9955"/>
+          <w:i/>
+          <w:color w:val="808080"/>
           <w:sz w:val="16"/>
         </w:rPr>
         <w:t xml:space="preserve">#   INFO View [resources/views/components/button.blade.php] created successfully.</w:t>
+      </w:r>
+      <w:r>
         <w:br/>
       </w:r>
       <w:r>
         <w:rPr>
           <w:rFonts w:ascii="Consolas" w:hAnsi="Consolas"/>
-          <w:color w:val="D4D4D4"/>
-          <w:sz w:val="16"/>
-        </w:rPr>
-        <w:t xml:space="preserve">php artisan make:component input --view</w:t>
+          <w:b/>
+          <w:color w:val="000080"/>
+          <w:sz w:val="16"/>
+        </w:rPr>
+        <w:t xml:space="preserve">php</w:t>
+      </w:r>
+      <w:r>
+        <w:rPr>
+          <w:rFonts w:ascii="Consolas" w:hAnsi="Consolas"/>
+          <w:color w:val="262626"/>
+          <w:sz w:val="16"/>
+        </w:rPr>
+        <w:t xml:space="preserve"> artisan </w:t>
+      </w:r>
+      <w:r>
+        <w:rPr>
+          <w:rFonts w:ascii="Consolas" w:hAnsi="Consolas"/>
+          <w:color w:val="795E26"/>
+          <w:sz w:val="16"/>
+        </w:rPr>
+        <w:t xml:space="preserve">make:component</w:t>
+      </w:r>
+      <w:r>
+        <w:rPr>
+          <w:rFonts w:ascii="Consolas" w:hAnsi="Consolas"/>
+          <w:color w:val="262626"/>
+          <w:sz w:val="16"/>
+        </w:rPr>
+        <w:t xml:space="preserve"> input </w:t>
+      </w:r>
+      <w:r>
+        <w:rPr>
+          <w:rFonts w:ascii="Consolas" w:hAnsi="Consolas"/>
+          <w:color w:val="0073E6"/>
+          <w:sz w:val="16"/>
+        </w:rPr>
+        <w:t xml:space="preserve">--view</w:t>
+      </w:r>
+      <w:r>
         <w:br/>
       </w:r>
       <w:r>
         <w:rPr>
           <w:rFonts w:ascii="Consolas" w:hAnsi="Consolas"/>
-          <w:color w:val="6A9955"/>
+          <w:i/>
+          <w:color w:val="808080"/>
           <w:sz w:val="16"/>
         </w:rPr>
         <w:t xml:space="preserve">#   INFO View [resources/views/components/input.blade.php] created successfully.</w:t>
+      </w:r>
+      <w:r>
         <w:br/>
       </w:r>
       <w:r>
         <w:rPr>
           <w:rFonts w:ascii="Consolas" w:hAnsi="Consolas"/>
-          <w:color w:val="D4D4D4"/>
-          <w:sz w:val="16"/>
-        </w:rPr>
-        <w:t xml:space="preserve">php artisan make:component status-badge --view</w:t>
+          <w:b/>
+          <w:color w:val="000080"/>
+          <w:sz w:val="16"/>
+        </w:rPr>
+        <w:t xml:space="preserve">php</w:t>
+      </w:r>
+      <w:r>
+        <w:rPr>
+          <w:rFonts w:ascii="Consolas" w:hAnsi="Consolas"/>
+          <w:color w:val="262626"/>
+          <w:sz w:val="16"/>
+        </w:rPr>
+        <w:t xml:space="preserve"> artisan </w:t>
+      </w:r>
+      <w:r>
+        <w:rPr>
+          <w:rFonts w:ascii="Consolas" w:hAnsi="Consolas"/>
+          <w:color w:val="795E26"/>
+          <w:sz w:val="16"/>
+        </w:rPr>
+        <w:t xml:space="preserve">make:component</w:t>
+      </w:r>
+      <w:r>
+        <w:rPr>
+          <w:rFonts w:ascii="Consolas" w:hAnsi="Consolas"/>
+          <w:color w:val="262626"/>
+          <w:sz w:val="16"/>
+        </w:rPr>
+        <w:t xml:space="preserve"> status-badge </w:t>
+      </w:r>
+      <w:r>
+        <w:rPr>
+          <w:rFonts w:ascii="Consolas" w:hAnsi="Consolas"/>
+          <w:color w:val="0073E6"/>
+          <w:sz w:val="16"/>
+        </w:rPr>
+        <w:t xml:space="preserve">--view</w:t>
+      </w:r>
+      <w:r>
         <w:br/>
       </w:r>
       <w:r>
         <w:rPr>
           <w:rFonts w:ascii="Consolas" w:hAnsi="Consolas"/>
-          <w:color w:val="6A9955"/>
+          <w:i/>
+          <w:color w:val="808080"/>
           <w:sz w:val="16"/>
         </w:rPr>
         <w:t xml:space="preserve">#   INFO View [resources/views/components/status-badge.blade.php] created successfully.</w:t>
+      </w:r>
+      <w:r>
         <w:br/>
       </w:r>
       <w:r>
         <w:rPr>
           <w:rFonts w:ascii="Consolas" w:hAnsi="Consolas"/>
-          <w:color w:val="D4D4D4"/>
-          <w:sz w:val="16"/>
-        </w:rPr>
-        <w:t xml:space="preserve">php artisan make:component empty-state --view</w:t>
+          <w:b/>
+          <w:color w:val="000080"/>
+          <w:sz w:val="16"/>
+        </w:rPr>
+        <w:t xml:space="preserve">php</w:t>
+      </w:r>
+      <w:r>
+        <w:rPr>
+          <w:rFonts w:ascii="Consolas" w:hAnsi="Consolas"/>
+          <w:color w:val="262626"/>
+          <w:sz w:val="16"/>
+        </w:rPr>
+        <w:t xml:space="preserve"> artisan </w:t>
+      </w:r>
+      <w:r>
+        <w:rPr>
+          <w:rFonts w:ascii="Consolas" w:hAnsi="Consolas"/>
+          <w:color w:val="795E26"/>
+          <w:sz w:val="16"/>
+        </w:rPr>
+        <w:t xml:space="preserve">make:component</w:t>
+      </w:r>
+      <w:r>
+        <w:rPr>
+          <w:rFonts w:ascii="Consolas" w:hAnsi="Consolas"/>
+          <w:color w:val="262626"/>
+          <w:sz w:val="16"/>
+        </w:rPr>
+        <w:t xml:space="preserve"> empty-state </w:t>
+      </w:r>
+      <w:r>
+        <w:rPr>
+          <w:rFonts w:ascii="Consolas" w:hAnsi="Consolas"/>
+          <w:color w:val="0073E6"/>
+          <w:sz w:val="16"/>
+        </w:rPr>
+        <w:t xml:space="preserve">--view</w:t>
+      </w:r>
+      <w:r>
         <w:br/>
       </w:r>
       <w:r>
         <w:rPr>
           <w:rFonts w:ascii="Consolas" w:hAnsi="Consolas"/>
-          <w:color w:val="6A9955"/>
+          <w:i/>
+          <w:color w:val="808080"/>
           <w:sz w:val="16"/>
         </w:rPr>
         <w:t xml:space="preserve">#   INFO View [resources/views/components/empty-state.blade.php] created successfully.</w:t>
+      </w:r>
+      <w:r>
         <w:br/>
       </w:r>
       <w:r>
         <w:rPr>
           <w:rFonts w:ascii="Consolas" w:hAnsi="Consolas"/>
-          <w:color w:val="D4D4D4"/>
-          <w:sz w:val="16"/>
-        </w:rPr>
-        <w:t xml:space="preserve">php artisan make:view customer.home</w:t>
+          <w:b/>
+          <w:color w:val="000080"/>
+          <w:sz w:val="16"/>
+        </w:rPr>
+        <w:t xml:space="preserve">php</w:t>
+      </w:r>
+      <w:r>
+        <w:rPr>
+          <w:rFonts w:ascii="Consolas" w:hAnsi="Consolas"/>
+          <w:color w:val="262626"/>
+          <w:sz w:val="16"/>
+        </w:rPr>
+        <w:t xml:space="preserve"> artisan </w:t>
+      </w:r>
+      <w:r>
+        <w:rPr>
+          <w:rFonts w:ascii="Consolas" w:hAnsi="Consolas"/>
+          <w:color w:val="795E26"/>
+          <w:sz w:val="16"/>
+        </w:rPr>
+        <w:t xml:space="preserve">make:view</w:t>
+      </w:r>
+      <w:r>
+        <w:rPr>
+          <w:rFonts w:ascii="Consolas" w:hAnsi="Consolas"/>
+          <w:color w:val="262626"/>
+          <w:sz w:val="16"/>
+        </w:rPr>
+        <w:t xml:space="preserve"> customer.home</w:t>
+      </w:r>
+      <w:r>
         <w:br/>
       </w:r>
       <w:r>
         <w:rPr>
           <w:rFonts w:ascii="Consolas" w:hAnsi="Consolas"/>
-          <w:color w:val="6A9955"/>
+          <w:i/>
+          <w:color w:val="808080"/>
           <w:sz w:val="16"/>
         </w:rPr>
         <w:t xml:space="preserve">#   INFO View [resources/views/customer/home.blade.php] created successfully.</w:t>
+      </w:r>
+      <w:r>
         <w:br/>
       </w:r>
       <w:r>
         <w:rPr>
           <w:rFonts w:ascii="Consolas" w:hAnsi="Consolas"/>
-          <w:color w:val="D4D4D4"/>
-          <w:sz w:val="16"/>
-        </w:rPr>
-        <w:t xml:space="preserve">php artisan make:view tenant.dashboard</w:t>
+          <w:b/>
+          <w:color w:val="000080"/>
+          <w:sz w:val="16"/>
+        </w:rPr>
+        <w:t xml:space="preserve">php</w:t>
+      </w:r>
+      <w:r>
+        <w:rPr>
+          <w:rFonts w:ascii="Consolas" w:hAnsi="Consolas"/>
+          <w:color w:val="262626"/>
+          <w:sz w:val="16"/>
+        </w:rPr>
+        <w:t xml:space="preserve"> artisan </w:t>
+      </w:r>
+      <w:r>
+        <w:rPr>
+          <w:rFonts w:ascii="Consolas" w:hAnsi="Consolas"/>
+          <w:color w:val="795E26"/>
+          <w:sz w:val="16"/>
+        </w:rPr>
+        <w:t xml:space="preserve">make:view</w:t>
+      </w:r>
+      <w:r>
+        <w:rPr>
+          <w:rFonts w:ascii="Consolas" w:hAnsi="Consolas"/>
+          <w:color w:val="262626"/>
+          <w:sz w:val="16"/>
+        </w:rPr>
+        <w:t xml:space="preserve"> tenant.dashboard</w:t>
+      </w:r>
+      <w:r>
         <w:br/>
       </w:r>
       <w:r>
         <w:rPr>
           <w:rFonts w:ascii="Consolas" w:hAnsi="Consolas"/>
-          <w:color w:val="6A9955"/>
+          <w:i/>
+          <w:color w:val="808080"/>
           <w:sz w:val="16"/>
         </w:rPr>
         <w:t xml:space="preserve">#   INFO View [resources/views/tenant/dashboard.blade.php] created successfully.</w:t>
+      </w:r>
+      <w:r>
         <w:br/>
       </w:r>
       <w:r>
         <w:rPr>
           <w:rFonts w:ascii="Consolas" w:hAnsi="Consolas"/>
-          <w:color w:val="D4D4D4"/>
-          <w:sz w:val="16"/>
-        </w:rPr>
-        <w:t xml:space="preserve">php artisan make:view admin.dashboard</w:t>
+          <w:b/>
+          <w:color w:val="000080"/>
+          <w:sz w:val="16"/>
+        </w:rPr>
+        <w:t xml:space="preserve">php</w:t>
+      </w:r>
+      <w:r>
+        <w:rPr>
+          <w:rFonts w:ascii="Consolas" w:hAnsi="Consolas"/>
+          <w:color w:val="262626"/>
+          <w:sz w:val="16"/>
+        </w:rPr>
+        <w:t xml:space="preserve"> artisan </w:t>
+      </w:r>
+      <w:r>
+        <w:rPr>
+          <w:rFonts w:ascii="Consolas" w:hAnsi="Consolas"/>
+          <w:color w:val="795E26"/>
+          <w:sz w:val="16"/>
+        </w:rPr>
+        <w:t xml:space="preserve">make:view</w:t>
+      </w:r>
+      <w:r>
+        <w:rPr>
+          <w:rFonts w:ascii="Consolas" w:hAnsi="Consolas"/>
+          <w:color w:val="262626"/>
+          <w:sz w:val="16"/>
+        </w:rPr>
+        <w:t xml:space="preserve"> admin.dashboard</w:t>
+      </w:r>
+      <w:r>
         <w:br/>
       </w:r>
       <w:r>
         <w:rPr>
           <w:rFonts w:ascii="Consolas" w:hAnsi="Consolas"/>
-          <w:color w:val="6A9955"/>
+          <w:i/>
+          <w:color w:val="808080"/>
           <w:sz w:val="16"/>
         </w:rPr>
         <w:t xml:space="preserve">#   INFO View [resources/views/admin/dashboard.blade.php] created successfully.</w:t>
@@ -4981,16 +6854,17 @@
     <w:p>
       <w:pPr>
         <w:pStyle w:val="CodeHeader"/>
-        <w:shd w:fill="2D2D30"/>
+        <w:keepNext/>
         <w:pBdr>
-          <w:left w:val="single" w:sz="4" w:space="8" w:color="2D2D30"/>
+          <w:left w:val="single" w:sz="12" w:space="8" w:color="B8DDE0"/>
         </w:pBdr>
+        <w:shd w:val="clear" w:color="auto" w:fill="E4EAED"/>
       </w:pPr>
       <w:r>
         <w:rPr>
           <w:rFonts w:ascii="Consolas" w:hAnsi="Consolas"/>
           <w:b/>
-          <w:color w:val="FFFFFF"/>
+          <w:color w:val="262626"/>
           <w:sz w:val="16"/>
         </w:rPr>
         <w:t xml:space="preserve">BUAT FILE — MODUL 2 TAHAP 5   •   terminal pada root repository   •   BASH</w:t>
@@ -4999,42 +6873,108 @@
     <w:p>
       <w:pPr>
         <w:pStyle w:val="CodeBlock"/>
-        <w:shd w:fill="1E1E1E"/>
         <w:pBdr>
-          <w:left w:val="single" w:sz="4" w:space="8" w:color="1E1E1E"/>
+          <w:left w:val="single" w:sz="12" w:space="8" w:color="B8DDE0"/>
         </w:pBdr>
+        <w:shd w:val="clear" w:color="auto" w:fill="F2F3F7"/>
       </w:pPr>
       <w:r>
         <w:rPr>
           <w:rFonts w:ascii="Consolas" w:hAnsi="Consolas"/>
-          <w:color w:val="D4D4D4"/>
-          <w:sz w:val="16"/>
-        </w:rPr>
-        <w:t xml:space="preserve">php artisan make:migration add_role_and_status_to_users_table --table=users</w:t>
+          <w:b/>
+          <w:color w:val="000080"/>
+          <w:sz w:val="16"/>
+        </w:rPr>
+        <w:t xml:space="preserve">php</w:t>
+      </w:r>
+      <w:r>
+        <w:rPr>
+          <w:rFonts w:ascii="Consolas" w:hAnsi="Consolas"/>
+          <w:color w:val="262626"/>
+          <w:sz w:val="16"/>
+        </w:rPr>
+        <w:t xml:space="preserve"> artisan </w:t>
+      </w:r>
+      <w:r>
+        <w:rPr>
+          <w:rFonts w:ascii="Consolas" w:hAnsi="Consolas"/>
+          <w:color w:val="795E26"/>
+          <w:sz w:val="16"/>
+        </w:rPr>
+        <w:t xml:space="preserve">make:migration</w:t>
+      </w:r>
+      <w:r>
+        <w:rPr>
+          <w:rFonts w:ascii="Consolas" w:hAnsi="Consolas"/>
+          <w:color w:val="262626"/>
+          <w:sz w:val="16"/>
+        </w:rPr>
+        <w:t xml:space="preserve"> add_role_and_status_to_users_table </w:t>
+      </w:r>
+      <w:r>
+        <w:rPr>
+          <w:rFonts w:ascii="Consolas" w:hAnsi="Consolas"/>
+          <w:color w:val="0073E6"/>
+          <w:sz w:val="16"/>
+        </w:rPr>
+        <w:t xml:space="preserve">--table=users</w:t>
+      </w:r>
+      <w:r>
         <w:br/>
       </w:r>
       <w:r>
         <w:rPr>
           <w:rFonts w:ascii="Consolas" w:hAnsi="Consolas"/>
-          <w:color w:val="6A9955"/>
+          <w:i/>
+          <w:color w:val="808080"/>
           <w:sz w:val="16"/>
         </w:rPr>
         <w:t xml:space="preserve">#   INFO Migration [database/migrations/2026_09_23_011435_add_role_and_status_to_users_table.php] created successfully.</w:t>
+      </w:r>
+      <w:r>
         <w:br/>
       </w:r>
       <w:r>
         <w:rPr>
           <w:rFonts w:ascii="Consolas" w:hAnsi="Consolas"/>
-          <w:color w:val="D4D4D4"/>
-          <w:sz w:val="16"/>
-        </w:rPr>
-        <w:t xml:space="preserve">php artisan make:middleware EnsureUserHasRole</w:t>
+          <w:b/>
+          <w:color w:val="000080"/>
+          <w:sz w:val="16"/>
+        </w:rPr>
+        <w:t xml:space="preserve">php</w:t>
+      </w:r>
+      <w:r>
+        <w:rPr>
+          <w:rFonts w:ascii="Consolas" w:hAnsi="Consolas"/>
+          <w:color w:val="262626"/>
+          <w:sz w:val="16"/>
+        </w:rPr>
+        <w:t xml:space="preserve"> artisan </w:t>
+      </w:r>
+      <w:r>
+        <w:rPr>
+          <w:rFonts w:ascii="Consolas" w:hAnsi="Consolas"/>
+          <w:color w:val="795E26"/>
+          <w:sz w:val="16"/>
+        </w:rPr>
+        <w:t xml:space="preserve">make:middleware</w:t>
+      </w:r>
+      <w:r>
+        <w:rPr>
+          <w:rFonts w:ascii="Consolas" w:hAnsi="Consolas"/>
+          <w:color w:val="262626"/>
+          <w:sz w:val="16"/>
+        </w:rPr>
+        <w:t xml:space="preserve"> EnsureUserHasRole</w:t>
+      </w:r>
+      <w:r>
         <w:br/>
       </w:r>
       <w:r>
         <w:rPr>
           <w:rFonts w:ascii="Consolas" w:hAnsi="Consolas"/>
-          <w:color w:val="6A9955"/>
+          <w:i/>
+          <w:color w:val="808080"/>
           <w:sz w:val="16"/>
         </w:rPr>
         <w:t xml:space="preserve">#   INFO Middleware [app/Http/Middleware/EnsureUserHasRole.php] created successfully.</w:t>
@@ -5331,16 +7271,17 @@
     <w:p>
       <w:pPr>
         <w:pStyle w:val="CodeHeader"/>
-        <w:shd w:fill="2D2D30"/>
+        <w:keepNext/>
         <w:pBdr>
-          <w:left w:val="single" w:sz="4" w:space="8" w:color="2D2D30"/>
+          <w:left w:val="single" w:sz="12" w:space="8" w:color="B8DDE0"/>
         </w:pBdr>
+        <w:shd w:val="clear" w:color="auto" w:fill="E4EAED"/>
       </w:pPr>
       <w:r>
         <w:rPr>
           <w:rFonts w:ascii="Consolas" w:hAnsi="Consolas"/>
           <w:b/>
-          <w:color w:val="FFFFFF"/>
+          <w:color w:val="262626"/>
           <w:sz w:val="16"/>
         </w:rPr>
         <w:t xml:space="preserve">BUAT FILE — MODUL 2 TAHAP 6   •   terminal pada root repository   •   BASH</w:t>
@@ -5349,108 +7290,289 @@
     <w:p>
       <w:pPr>
         <w:pStyle w:val="CodeBlock"/>
-        <w:shd w:fill="1E1E1E"/>
         <w:pBdr>
-          <w:left w:val="single" w:sz="4" w:space="8" w:color="1E1E1E"/>
+          <w:left w:val="single" w:sz="12" w:space="8" w:color="B8DDE0"/>
         </w:pBdr>
+        <w:shd w:val="clear" w:color="auto" w:fill="F2F3F7"/>
       </w:pPr>
       <w:r>
         <w:rPr>
           <w:rFonts w:ascii="Consolas" w:hAnsi="Consolas"/>
-          <w:color w:val="D4D4D4"/>
-          <w:sz w:val="16"/>
-        </w:rPr>
-        <w:t xml:space="preserve">php artisan make:test ModularFoundationTest --phpunit</w:t>
+          <w:b/>
+          <w:color w:val="000080"/>
+          <w:sz w:val="16"/>
+        </w:rPr>
+        <w:t xml:space="preserve">php</w:t>
+      </w:r>
+      <w:r>
+        <w:rPr>
+          <w:rFonts w:ascii="Consolas" w:hAnsi="Consolas"/>
+          <w:color w:val="262626"/>
+          <w:sz w:val="16"/>
+        </w:rPr>
+        <w:t xml:space="preserve"> artisan </w:t>
+      </w:r>
+      <w:r>
+        <w:rPr>
+          <w:rFonts w:ascii="Consolas" w:hAnsi="Consolas"/>
+          <w:color w:val="795E26"/>
+          <w:sz w:val="16"/>
+        </w:rPr>
+        <w:t xml:space="preserve">make:test</w:t>
+      </w:r>
+      <w:r>
+        <w:rPr>
+          <w:rFonts w:ascii="Consolas" w:hAnsi="Consolas"/>
+          <w:color w:val="262626"/>
+          <w:sz w:val="16"/>
+        </w:rPr>
+        <w:t xml:space="preserve"> ModularFoundationTest </w:t>
+      </w:r>
+      <w:r>
+        <w:rPr>
+          <w:rFonts w:ascii="Consolas" w:hAnsi="Consolas"/>
+          <w:color w:val="0073E6"/>
+          <w:sz w:val="16"/>
+        </w:rPr>
+        <w:t xml:space="preserve">--phpunit</w:t>
+      </w:r>
+      <w:r>
         <w:br/>
       </w:r>
       <w:r>
         <w:rPr>
           <w:rFonts w:ascii="Consolas" w:hAnsi="Consolas"/>
-          <w:color w:val="6A9955"/>
+          <w:i/>
+          <w:color w:val="808080"/>
           <w:sz w:val="16"/>
         </w:rPr>
         <w:t xml:space="preserve">#   INFO Test [tests/Feature/ModularFoundationTest.php] created successfully.</w:t>
+      </w:r>
+      <w:r>
         <w:br/>
       </w:r>
       <w:r>
         <w:rPr>
           <w:rFonts w:ascii="Consolas" w:hAnsi="Consolas"/>
-          <w:color w:val="D4D4D4"/>
-          <w:sz w:val="16"/>
-        </w:rPr>
-        <w:t xml:space="preserve">php artisan make:test ModuleConventionTest --phpunit</w:t>
+          <w:b/>
+          <w:color w:val="000080"/>
+          <w:sz w:val="16"/>
+        </w:rPr>
+        <w:t xml:space="preserve">php</w:t>
+      </w:r>
+      <w:r>
+        <w:rPr>
+          <w:rFonts w:ascii="Consolas" w:hAnsi="Consolas"/>
+          <w:color w:val="262626"/>
+          <w:sz w:val="16"/>
+        </w:rPr>
+        <w:t xml:space="preserve"> artisan </w:t>
+      </w:r>
+      <w:r>
+        <w:rPr>
+          <w:rFonts w:ascii="Consolas" w:hAnsi="Consolas"/>
+          <w:color w:val="795E26"/>
+          <w:sz w:val="16"/>
+        </w:rPr>
+        <w:t xml:space="preserve">make:test</w:t>
+      </w:r>
+      <w:r>
+        <w:rPr>
+          <w:rFonts w:ascii="Consolas" w:hAnsi="Consolas"/>
+          <w:color w:val="262626"/>
+          <w:sz w:val="16"/>
+        </w:rPr>
+        <w:t xml:space="preserve"> ModuleConventionTest </w:t>
+      </w:r>
+      <w:r>
+        <w:rPr>
+          <w:rFonts w:ascii="Consolas" w:hAnsi="Consolas"/>
+          <w:color w:val="0073E6"/>
+          <w:sz w:val="16"/>
+        </w:rPr>
+        <w:t xml:space="preserve">--phpunit</w:t>
+      </w:r>
+      <w:r>
         <w:br/>
       </w:r>
       <w:r>
         <w:rPr>
           <w:rFonts w:ascii="Consolas" w:hAnsi="Consolas"/>
-          <w:color w:val="6A9955"/>
+          <w:i/>
+          <w:color w:val="808080"/>
           <w:sz w:val="16"/>
         </w:rPr>
         <w:t xml:space="preserve">#   INFO Test [tests/Feature/ModuleConventionTest.php] created successfully.</w:t>
+      </w:r>
+      <w:r>
         <w:br/>
       </w:r>
       <w:r>
         <w:rPr>
           <w:rFonts w:ascii="Consolas" w:hAnsi="Consolas"/>
-          <w:color w:val="D4D4D4"/>
-          <w:sz w:val="16"/>
-        </w:rPr>
-        <w:t xml:space="preserve">php artisan make:test UserRoleTest --unit --phpunit</w:t>
+          <w:b/>
+          <w:color w:val="000080"/>
+          <w:sz w:val="16"/>
+        </w:rPr>
+        <w:t xml:space="preserve">php</w:t>
+      </w:r>
+      <w:r>
+        <w:rPr>
+          <w:rFonts w:ascii="Consolas" w:hAnsi="Consolas"/>
+          <w:color w:val="262626"/>
+          <w:sz w:val="16"/>
+        </w:rPr>
+        <w:t xml:space="preserve"> artisan </w:t>
+      </w:r>
+      <w:r>
+        <w:rPr>
+          <w:rFonts w:ascii="Consolas" w:hAnsi="Consolas"/>
+          <w:color w:val="795E26"/>
+          <w:sz w:val="16"/>
+        </w:rPr>
+        <w:t xml:space="preserve">make:test</w:t>
+      </w:r>
+      <w:r>
+        <w:rPr>
+          <w:rFonts w:ascii="Consolas" w:hAnsi="Consolas"/>
+          <w:color w:val="262626"/>
+          <w:sz w:val="16"/>
+        </w:rPr>
+        <w:t xml:space="preserve"> UserRoleTest </w:t>
+      </w:r>
+      <w:r>
+        <w:rPr>
+          <w:rFonts w:ascii="Consolas" w:hAnsi="Consolas"/>
+          <w:color w:val="0073E6"/>
+          <w:sz w:val="16"/>
+        </w:rPr>
+        <w:t xml:space="preserve">--unit</w:t>
+      </w:r>
+      <w:r>
+        <w:rPr>
+          <w:rFonts w:ascii="Consolas" w:hAnsi="Consolas"/>
+          <w:color w:val="262626"/>
+          <w:sz w:val="16"/>
+        </w:rPr>
+        <w:t xml:space="preserve"> </w:t>
+      </w:r>
+      <w:r>
+        <w:rPr>
+          <w:rFonts w:ascii="Consolas" w:hAnsi="Consolas"/>
+          <w:color w:val="0073E6"/>
+          <w:sz w:val="16"/>
+        </w:rPr>
+        <w:t xml:space="preserve">--phpunit</w:t>
+      </w:r>
+      <w:r>
         <w:br/>
       </w:r>
       <w:r>
         <w:rPr>
           <w:rFonts w:ascii="Consolas" w:hAnsi="Consolas"/>
-          <w:color w:val="6A9955"/>
+          <w:i/>
+          <w:color w:val="808080"/>
           <w:sz w:val="16"/>
         </w:rPr>
         <w:t xml:space="preserve">#   INFO Test [tests/Unit/UserRoleTest.php] created successfully.</w:t>
+      </w:r>
+      <w:r>
         <w:br/>
       </w:r>
       <w:r>
         <w:rPr>
           <w:rFonts w:ascii="Consolas" w:hAnsi="Consolas"/>
-          <w:color w:val="6A9955"/>
+          <w:i/>
+          <w:color w:val="808080"/>
           <w:sz w:val="16"/>
         </w:rPr>
         <w:t xml:space="preserve"># manual (shell)</w:t>
+      </w:r>
+      <w:r>
         <w:br/>
       </w:r>
       <w:r>
         <w:rPr>
           <w:rFonts w:ascii="Consolas" w:hAnsi="Consolas"/>
-          <w:color w:val="D4D4D4"/>
-          <w:sz w:val="16"/>
-        </w:rPr>
-        <w:t xml:space="preserve">mkdir -p tests/Fixtures/Modules/Probe/{routes,resources/views/livewire}</w:t>
+          <w:b/>
+          <w:color w:val="000080"/>
+          <w:sz w:val="16"/>
+        </w:rPr>
+        <w:t xml:space="preserve">mkdir</w:t>
+      </w:r>
+      <w:r>
+        <w:rPr>
+          <w:rFonts w:ascii="Consolas" w:hAnsi="Consolas"/>
+          <w:color w:val="262626"/>
+          <w:sz w:val="16"/>
+        </w:rPr>
+        <w:t xml:space="preserve"> </w:t>
+      </w:r>
+      <w:r>
+        <w:rPr>
+          <w:rFonts w:ascii="Consolas" w:hAnsi="Consolas"/>
+          <w:color w:val="0073E6"/>
+          <w:sz w:val="16"/>
+        </w:rPr>
+        <w:t xml:space="preserve">-p</w:t>
+      </w:r>
+      <w:r>
+        <w:rPr>
+          <w:rFonts w:ascii="Consolas" w:hAnsi="Consolas"/>
+          <w:color w:val="262626"/>
+          <w:sz w:val="16"/>
+        </w:rPr>
+        <w:t xml:space="preserve"> tests/Fixtures/Modules/Probe/{routes,resources/views/livewire}</w:t>
+      </w:r>
+      <w:r>
         <w:br/>
       </w:r>
       <w:r>
         <w:rPr>
           <w:rFonts w:ascii="Consolas" w:hAnsi="Consolas"/>
-          <w:color w:val="D4D4D4"/>
-          <w:sz w:val="16"/>
-        </w:rPr>
-        <w:t xml:space="preserve">touch tests/Fixtures/Modules/Probe/ProbeServiceProvider.php tests/Fixtures/Modules/Probe/routes/tenant.php \</w:t>
+          <w:b/>
+          <w:color w:val="000080"/>
+          <w:sz w:val="16"/>
+        </w:rPr>
+        <w:t xml:space="preserve">touch</w:t>
+      </w:r>
+      <w:r>
+        <w:rPr>
+          <w:rFonts w:ascii="Consolas" w:hAnsi="Consolas"/>
+          <w:color w:val="262626"/>
+          <w:sz w:val="16"/>
+        </w:rPr>
+        <w:t xml:space="preserve"> tests/Fixtures/Modules/Probe/ProbeServiceProvider.php tests/Fixtures/Modules/Probe/routes/tenant.php \</w:t>
+      </w:r>
+      <w:r>
         <w:br/>
       </w:r>
       <w:r>
         <w:rPr>
           <w:rFonts w:ascii="Consolas" w:hAnsi="Consolas"/>
-          <w:color w:val="D4D4D4"/>
+          <w:color w:val="262626"/>
           <w:sz w:val="16"/>
         </w:rPr>
         <w:t xml:space="preserve">      tests/Fixtures/Modules/Probe/resources/views/page.blade.php \</w:t>
+      </w:r>
+      <w:r>
         <w:br/>
       </w:r>
       <w:r>
         <w:rPr>
           <w:rFonts w:ascii="Consolas" w:hAnsi="Consolas"/>
-          <w:color w:val="D4D4D4"/>
-          <w:sz w:val="16"/>
-        </w:rPr>
-        <w:t xml:space="preserve">      'tests/Fixtures/Modules/Probe/resources/views/livewire/⚡counter.blade.php'</w:t>
+          <w:color w:val="262626"/>
+          <w:sz w:val="16"/>
+        </w:rPr>
+        <w:t xml:space="preserve">      </w:t>
+      </w:r>
+      <w:r>
+        <w:rPr>
+          <w:rFonts w:ascii="Consolas" w:hAnsi="Consolas"/>
+          <w:color w:val="00733B"/>
+          <w:sz w:val="16"/>
+        </w:rPr>
+        <w:t xml:space="preserve">'tests/Fixtures/Modules/Probe/resources/views/livewire/⚡counter.blade.php'</w:t>
       </w:r>
     </w:p>
     <w:p>
@@ -5906,16 +8028,17 @@
     <w:p>
       <w:pPr>
         <w:pStyle w:val="CodeHeader"/>
-        <w:shd w:fill="2D2D30"/>
+        <w:keepNext/>
         <w:pBdr>
-          <w:left w:val="single" w:sz="4" w:space="8" w:color="2D2D30"/>
+          <w:left w:val="single" w:sz="12" w:space="8" w:color="B8DDE0"/>
         </w:pBdr>
+        <w:shd w:val="clear" w:color="auto" w:fill="E4EAED"/>
       </w:pPr>
       <w:r>
         <w:rPr>
           <w:rFonts w:ascii="Consolas" w:hAnsi="Consolas"/>
           <w:b/>
-          <w:color w:val="FFFFFF"/>
+          <w:color w:val="262626"/>
           <w:sz w:val="16"/>
         </w:rPr>
         <w:t xml:space="preserve">BUAT FILE — MODUL 2 TAHAP 7   •   terminal pada root repository   •   BASH</w:t>
@@ -5924,72 +8047,228 @@
     <w:p>
       <w:pPr>
         <w:pStyle w:val="CodeBlock"/>
-        <w:shd w:fill="1E1E1E"/>
         <w:pBdr>
-          <w:left w:val="single" w:sz="4" w:space="8" w:color="1E1E1E"/>
+          <w:left w:val="single" w:sz="12" w:space="8" w:color="B8DDE0"/>
         </w:pBdr>
+        <w:shd w:val="clear" w:color="auto" w:fill="F2F3F7"/>
       </w:pPr>
       <w:r>
         <w:rPr>
           <w:rFonts w:ascii="Consolas" w:hAnsi="Consolas"/>
-          <w:color w:val="6A9955"/>
+          <w:i/>
+          <w:color w:val="808080"/>
           <w:sz w:val="16"/>
         </w:rPr>
         <w:t xml:space="preserve"># manual (shell)</w:t>
+      </w:r>
+      <w:r>
         <w:br/>
       </w:r>
       <w:r>
         <w:rPr>
           <w:rFonts w:ascii="Consolas" w:hAnsi="Consolas"/>
-          <w:color w:val="D4D4D4"/>
-          <w:sz w:val="16"/>
-        </w:rPr>
-        <w:t xml:space="preserve">touch docs/architecture.md</w:t>
+          <w:b/>
+          <w:color w:val="000080"/>
+          <w:sz w:val="16"/>
+        </w:rPr>
+        <w:t xml:space="preserve">touch</w:t>
+      </w:r>
+      <w:r>
+        <w:rPr>
+          <w:rFonts w:ascii="Consolas" w:hAnsi="Consolas"/>
+          <w:color w:val="262626"/>
+          <w:sz w:val="16"/>
+        </w:rPr>
+        <w:t xml:space="preserve"> docs/architecture.md</w:t>
+      </w:r>
+      <w:r>
         <w:br/>
       </w:r>
       <w:r>
         <w:rPr>
           <w:rFonts w:ascii="Consolas" w:hAnsi="Consolas"/>
-          <w:color w:val="D4D4D4"/>
-          <w:sz w:val="16"/>
-        </w:rPr>
-        <w:t xml:space="preserve">mkdir -p evidence/pertemuan-02/{screenshots,test-results}</w:t>
+          <w:b/>
+          <w:color w:val="000080"/>
+          <w:sz w:val="16"/>
+        </w:rPr>
+        <w:t xml:space="preserve">mkdir</w:t>
+      </w:r>
+      <w:r>
+        <w:rPr>
+          <w:rFonts w:ascii="Consolas" w:hAnsi="Consolas"/>
+          <w:color w:val="262626"/>
+          <w:sz w:val="16"/>
+        </w:rPr>
+        <w:t xml:space="preserve"> </w:t>
+      </w:r>
+      <w:r>
+        <w:rPr>
+          <w:rFonts w:ascii="Consolas" w:hAnsi="Consolas"/>
+          <w:color w:val="0073E6"/>
+          <w:sz w:val="16"/>
+        </w:rPr>
+        <w:t xml:space="preserve">-p</w:t>
+      </w:r>
+      <w:r>
+        <w:rPr>
+          <w:rFonts w:ascii="Consolas" w:hAnsi="Consolas"/>
+          <w:color w:val="262626"/>
+          <w:sz w:val="16"/>
+        </w:rPr>
+        <w:t xml:space="preserve"> evidence/pertemuan-02/{screenshots,test-results}</w:t>
+      </w:r>
+      <w:r>
         <w:br/>
       </w:r>
       <w:r>
         <w:rPr>
           <w:rFonts w:ascii="Consolas" w:hAnsi="Consolas"/>
-          <w:color w:val="D4D4D4"/>
-          <w:sz w:val="16"/>
-        </w:rPr>
-        <w:t xml:space="preserve">touch evidence/pertemuan-02/{quality-gate,stage-checklist,security-verification,database-verification,demo-script,known-issues}.md \</w:t>
+          <w:b/>
+          <w:color w:val="000080"/>
+          <w:sz w:val="16"/>
+        </w:rPr>
+        <w:t xml:space="preserve">touch</w:t>
+      </w:r>
+      <w:r>
+        <w:rPr>
+          <w:rFonts w:ascii="Consolas" w:hAnsi="Consolas"/>
+          <w:color w:val="262626"/>
+          <w:sz w:val="16"/>
+        </w:rPr>
+        <w:t xml:space="preserve"> evidence/pertemuan-02/{quality-gate,stage-checklist,security-verification,database-verification,demo-script,known-issues}.md \</w:t>
+      </w:r>
+      <w:r>
         <w:br/>
       </w:r>
       <w:r>
         <w:rPr>
           <w:rFonts w:ascii="Consolas" w:hAnsi="Consolas"/>
-          <w:color w:val="D4D4D4"/>
+          <w:color w:val="262626"/>
           <w:sz w:val="16"/>
         </w:rPr>
         <w:t xml:space="preserve">      evidence/pertemuan-02/screenshots/README.md</w:t>
+      </w:r>
+      <w:r>
         <w:br/>
       </w:r>
       <w:r>
         <w:rPr>
           <w:rFonts w:ascii="Consolas" w:hAnsi="Consolas"/>
-          <w:color w:val="D4D4D4"/>
-          <w:sz w:val="16"/>
-        </w:rPr>
-        <w:t xml:space="preserve">php artisan route:list --except-vendor &gt; evidence/pertemuan-02/test-results/context-routes.txt</w:t>
+          <w:b/>
+          <w:color w:val="000080"/>
+          <w:sz w:val="16"/>
+        </w:rPr>
+        <w:t xml:space="preserve">php</w:t>
+      </w:r>
+      <w:r>
+        <w:rPr>
+          <w:rFonts w:ascii="Consolas" w:hAnsi="Consolas"/>
+          <w:color w:val="262626"/>
+          <w:sz w:val="16"/>
+        </w:rPr>
+        <w:t xml:space="preserve"> artisan </w:t>
+      </w:r>
+      <w:r>
+        <w:rPr>
+          <w:rFonts w:ascii="Consolas" w:hAnsi="Consolas"/>
+          <w:color w:val="795E26"/>
+          <w:sz w:val="16"/>
+        </w:rPr>
+        <w:t xml:space="preserve">route:list</w:t>
+      </w:r>
+      <w:r>
+        <w:rPr>
+          <w:rFonts w:ascii="Consolas" w:hAnsi="Consolas"/>
+          <w:color w:val="262626"/>
+          <w:sz w:val="16"/>
+        </w:rPr>
+        <w:t xml:space="preserve"> </w:t>
+      </w:r>
+      <w:r>
+        <w:rPr>
+          <w:rFonts w:ascii="Consolas" w:hAnsi="Consolas"/>
+          <w:color w:val="0073E6"/>
+          <w:sz w:val="16"/>
+        </w:rPr>
+        <w:t xml:space="preserve">--except-vendor</w:t>
+      </w:r>
+      <w:r>
+        <w:rPr>
+          <w:rFonts w:ascii="Consolas" w:hAnsi="Consolas"/>
+          <w:color w:val="262626"/>
+          <w:sz w:val="16"/>
+        </w:rPr>
+        <w:t xml:space="preserve"> </w:t>
+      </w:r>
+      <w:r>
+        <w:rPr>
+          <w:rFonts w:ascii="Consolas" w:hAnsi="Consolas"/>
+          <w:b/>
+          <w:color w:val="000080"/>
+          <w:sz w:val="16"/>
+        </w:rPr>
+        <w:t xml:space="preserve">&gt;</w:t>
+      </w:r>
+      <w:r>
+        <w:rPr>
+          <w:rFonts w:ascii="Consolas" w:hAnsi="Consolas"/>
+          <w:color w:val="262626"/>
+          <w:sz w:val="16"/>
+        </w:rPr>
+        <w:t xml:space="preserve"> evidence/pertemuan-02/test-results/context-routes.txt</w:t>
+      </w:r>
+      <w:r>
         <w:br/>
       </w:r>
       <w:r>
         <w:rPr>
           <w:rFonts w:ascii="Consolas" w:hAnsi="Consolas"/>
-          <w:color w:val="D4D4D4"/>
-          <w:sz w:val="16"/>
-        </w:rPr>
-        <w:t xml:space="preserve">php artisan test --compact &gt; evidence/pertemuan-02/test-results/phpunit-summary.txt</w:t>
+          <w:b/>
+          <w:color w:val="000080"/>
+          <w:sz w:val="16"/>
+        </w:rPr>
+        <w:t xml:space="preserve">php</w:t>
+      </w:r>
+      <w:r>
+        <w:rPr>
+          <w:rFonts w:ascii="Consolas" w:hAnsi="Consolas"/>
+          <w:color w:val="262626"/>
+          <w:sz w:val="16"/>
+        </w:rPr>
+        <w:t xml:space="preserve"> artisan test </w:t>
+      </w:r>
+      <w:r>
+        <w:rPr>
+          <w:rFonts w:ascii="Consolas" w:hAnsi="Consolas"/>
+          <w:color w:val="0073E6"/>
+          <w:sz w:val="16"/>
+        </w:rPr>
+        <w:t xml:space="preserve">--compact</w:t>
+      </w:r>
+      <w:r>
+        <w:rPr>
+          <w:rFonts w:ascii="Consolas" w:hAnsi="Consolas"/>
+          <w:color w:val="262626"/>
+          <w:sz w:val="16"/>
+        </w:rPr>
+        <w:t xml:space="preserve"> </w:t>
+      </w:r>
+      <w:r>
+        <w:rPr>
+          <w:rFonts w:ascii="Consolas" w:hAnsi="Consolas"/>
+          <w:b/>
+          <w:color w:val="000080"/>
+          <w:sz w:val="16"/>
+        </w:rPr>
+        <w:t xml:space="preserve">&gt;</w:t>
+      </w:r>
+      <w:r>
+        <w:rPr>
+          <w:rFonts w:ascii="Consolas" w:hAnsi="Consolas"/>
+          <w:color w:val="262626"/>
+          <w:sz w:val="16"/>
+        </w:rPr>
+        <w:t xml:space="preserve"> evidence/pertemuan-02/test-results/phpunit-summary.txt</w:t>
       </w:r>
     </w:p>
     <w:p>
@@ -6195,80 +8474,113 @@
     <w:p>
       <w:pPr>
         <w:pStyle w:val="CodeHeader"/>
-        <w:shd w:fill="2D2D30"/>
+        <w:keepNext/>
         <w:pBdr>
-          <w:left w:val="single" w:sz="4" w:space="8" w:color="2D2D30"/>
+          <w:left w:val="single" w:sz="12" w:space="8" w:color="B8DDE0"/>
         </w:pBdr>
+        <w:shd w:val="clear" w:color="auto" w:fill="E4EAED"/>
       </w:pPr>
       <w:r>
         <w:rPr>
           <w:rFonts w:ascii="Consolas" w:hAnsi="Consolas"/>
           <w:b/>
-          <w:color w:val="FFFFFF"/>
-          <w:sz w:val="16"/>
-        </w:rPr>
-        <w:t>Lokasi: terminal pada root repository kantin-multi-tenant   •   MODUL 2 — TERMINAL   •   BASH</w:t>
+          <w:color w:val="262626"/>
+          <w:sz w:val="16"/>
+        </w:rPr>
+        <w:t xml:space="preserve">Lokasi: terminal pada root repository kantin-multi-tenant   •   MODUL 2 — TERMINAL   •   BASH</w:t>
       </w:r>
     </w:p>
     <w:p>
       <w:pPr>
         <w:pStyle w:val="CodeBlock"/>
-        <w:shd w:fill="1E1E1E"/>
         <w:pBdr>
-          <w:left w:val="single" w:sz="4" w:space="8" w:color="1E1E1E"/>
+          <w:left w:val="single" w:sz="12" w:space="8" w:color="B8DDE0"/>
         </w:pBdr>
+        <w:shd w:val="clear" w:color="auto" w:fill="F2F3F7"/>
       </w:pPr>
       <w:r>
         <w:rPr>
           <w:rFonts w:ascii="Consolas" w:hAnsi="Consolas"/>
-          <w:color w:val="4EC9B0"/>
-          <w:sz w:val="16"/>
-        </w:rPr>
-        <w:t>php</w:t>
-      </w:r>
-      <w:r>
-        <w:rPr>
-          <w:rFonts w:ascii="Consolas" w:hAnsi="Consolas"/>
-          <w:color w:val="D4D4D4"/>
+          <w:b/>
+          <w:color w:val="000080"/>
+          <w:sz w:val="16"/>
+        </w:rPr>
+        <w:t xml:space="preserve">php</w:t>
+      </w:r>
+      <w:r>
+        <w:rPr>
+          <w:rFonts w:ascii="Consolas" w:hAnsi="Consolas"/>
+          <w:color w:val="262626"/>
           <w:sz w:val="16"/>
         </w:rPr>
         <w:t xml:space="preserve"> artisan about</w:t>
+      </w:r>
+      <w:r>
         <w:br/>
       </w:r>
       <w:r>
         <w:rPr>
           <w:rFonts w:ascii="Consolas" w:hAnsi="Consolas"/>
-          <w:color w:val="4EC9B0"/>
-          <w:sz w:val="16"/>
-        </w:rPr>
-        <w:t>php</w:t>
-      </w:r>
-      <w:r>
-        <w:rPr>
-          <w:rFonts w:ascii="Consolas" w:hAnsi="Consolas"/>
-          <w:color w:val="D4D4D4"/>
-          <w:sz w:val="16"/>
-        </w:rPr>
-        <w:t xml:space="preserve"> artisan route:list</w:t>
+          <w:b/>
+          <w:color w:val="000080"/>
+          <w:sz w:val="16"/>
+        </w:rPr>
+        <w:t xml:space="preserve">php</w:t>
+      </w:r>
+      <w:r>
+        <w:rPr>
+          <w:rFonts w:ascii="Consolas" w:hAnsi="Consolas"/>
+          <w:color w:val="262626"/>
+          <w:sz w:val="16"/>
+        </w:rPr>
+        <w:t xml:space="preserve"> artisan </w:t>
+      </w:r>
+      <w:r>
+        <w:rPr>
+          <w:rFonts w:ascii="Consolas" w:hAnsi="Consolas"/>
+          <w:color w:val="795E26"/>
+          <w:sz w:val="16"/>
+        </w:rPr>
+        <w:t xml:space="preserve">route:list</w:t>
+      </w:r>
+      <w:r>
         <w:br/>
       </w:r>
       <w:r>
         <w:rPr>
           <w:rFonts w:ascii="Consolas" w:hAnsi="Consolas"/>
-          <w:color w:val="4EC9B0"/>
-          <w:sz w:val="16"/>
-        </w:rPr>
-        <w:t>php</w:t>
-      </w:r>
-      <w:r>
-        <w:rPr>
-          <w:rFonts w:ascii="Consolas" w:hAnsi="Consolas"/>
-          <w:color w:val="D4D4D4"/>
+          <w:b/>
+          <w:color w:val="000080"/>
+          <w:sz w:val="16"/>
+        </w:rPr>
+        <w:t xml:space="preserve">php</w:t>
+      </w:r>
+      <w:r>
+        <w:rPr>
+          <w:rFonts w:ascii="Consolas" w:hAnsi="Consolas"/>
+          <w:color w:val="262626"/>
           <w:sz w:val="16"/>
         </w:rPr>
         <w:t xml:space="preserve"> artisan test</w:t>
+      </w:r>
+      <w:r>
         <w:br/>
-        <w:t xml:space="preserve">./vendor/bin/pint --test</w:t>
+      </w:r>
+      <w:r>
+        <w:rPr>
+          <w:rFonts w:ascii="Consolas" w:hAnsi="Consolas"/>
+          <w:color w:val="262626"/>
+          <w:sz w:val="16"/>
+        </w:rPr>
+        <w:t xml:space="preserve">./vendor/bin/pint </w:t>
+      </w:r>
+      <w:r>
+        <w:rPr>
+          <w:rFonts w:ascii="Consolas" w:hAnsi="Consolas"/>
+          <w:color w:val="0073E6"/>
+          <w:sz w:val="16"/>
+        </w:rPr>
+        <w:t xml:space="preserve">--test</w:t>
       </w:r>
     </w:p>
     <w:p>
@@ -6347,26 +8659,110 @@
     <w:p>
       <w:pPr>
         <w:pStyle w:val="CodeBlock"/>
-        <w:shd w:fill="1E1E1E"/>
         <w:pBdr>
-          <w:left w:val="single" w:sz="4" w:space="8" w:color="1E1E1E"/>
+          <w:left w:val="single" w:sz="12" w:space="8" w:color="B8DDE0"/>
         </w:pBdr>
+        <w:shd w:val="clear" w:color="auto" w:fill="F2F3F7"/>
       </w:pPr>
       <w:r>
         <w:rPr>
           <w:rFonts w:ascii="Consolas" w:hAnsi="Consolas"/>
-          <w:color w:val="D4D4D4"/>
-          <w:sz w:val="16"/>
-        </w:rPr>
-        <w:t xml:space="preserve">$ php artisan route:list  # customer/tenant/admin</w:t>
+          <w:color w:val="660E7A"/>
+          <w:sz w:val="16"/>
+        </w:rPr>
+        <w:t xml:space="preserve">$</w:t>
+      </w:r>
+      <w:r>
+        <w:rPr>
+          <w:rFonts w:ascii="Consolas" w:hAnsi="Consolas"/>
+          <w:color w:val="262626"/>
+          <w:sz w:val="16"/>
+        </w:rPr>
+        <w:t xml:space="preserve"> php artisan </w:t>
+      </w:r>
+      <w:r>
+        <w:rPr>
+          <w:rFonts w:ascii="Consolas" w:hAnsi="Consolas"/>
+          <w:color w:val="795E26"/>
+          <w:sz w:val="16"/>
+        </w:rPr>
+        <w:t xml:space="preserve">route:list</w:t>
+      </w:r>
+      <w:r>
+        <w:rPr>
+          <w:rFonts w:ascii="Consolas" w:hAnsi="Consolas"/>
+          <w:color w:val="262626"/>
+          <w:sz w:val="16"/>
+        </w:rPr>
+        <w:t xml:space="preserve">  # customer/tenant/admin</w:t>
+      </w:r>
+      <w:r>
         <w:br/>
+      </w:r>
+      <w:r>
+        <w:rPr>
+          <w:rFonts w:ascii="Consolas" w:hAnsi="Consolas"/>
+          <w:color w:val="262626"/>
+          <w:sz w:val="16"/>
+        </w:rPr>
         <w:t xml:space="preserve">  GET kantin/{canteen} .......... customer.home</w:t>
+      </w:r>
+      <w:r>
         <w:br/>
+      </w:r>
+      <w:r>
+        <w:rPr>
+          <w:rFonts w:ascii="Consolas" w:hAnsi="Consolas"/>
+          <w:color w:val="262626"/>
+          <w:sz w:val="16"/>
+        </w:rPr>
         <w:t xml:space="preserve">  GET tenant/{tenant}/dashboard . tenant.dashboard</w:t>
+      </w:r>
+      <w:r>
         <w:br/>
+      </w:r>
+      <w:r>
+        <w:rPr>
+          <w:rFonts w:ascii="Consolas" w:hAnsi="Consolas"/>
+          <w:color w:val="262626"/>
+          <w:sz w:val="16"/>
+        </w:rPr>
         <w:t xml:space="preserve">  GET admin/dashboard ........... admin.dashboard</w:t>
+      </w:r>
+      <w:r>
         <w:br/>
-        <w:t xml:space="preserve">$ php artisan test  -&gt;  49 passed</w:t>
+      </w:r>
+      <w:r>
+        <w:rPr>
+          <w:rFonts w:ascii="Consolas" w:hAnsi="Consolas"/>
+          <w:color w:val="660E7A"/>
+          <w:sz w:val="16"/>
+        </w:rPr>
+        <w:t xml:space="preserve">$</w:t>
+      </w:r>
+      <w:r>
+        <w:rPr>
+          <w:rFonts w:ascii="Consolas" w:hAnsi="Consolas"/>
+          <w:color w:val="262626"/>
+          <w:sz w:val="16"/>
+        </w:rPr>
+        <w:t xml:space="preserve"> php artisan test  </w:t>
+      </w:r>
+      <w:r>
+        <w:rPr>
+          <w:rFonts w:ascii="Consolas" w:hAnsi="Consolas"/>
+          <w:color w:val="0073E6"/>
+          <w:sz w:val="16"/>
+        </w:rPr>
+        <w:t xml:space="preserve">-&gt;</w:t>
+      </w:r>
+      <w:r>
+        <w:rPr>
+          <w:rFonts w:ascii="Consolas" w:hAnsi="Consolas"/>
+          <w:color w:val="262626"/>
+          <w:sz w:val="16"/>
+        </w:rPr>
+        <w:t xml:space="preserve">  49 passed</w:t>
       </w:r>
     </w:p>
     <w:p>
@@ -6701,42 +9097,630 @@
     <w:p>
       <w:pPr>
         <w:pStyle w:val="CodeBlock"/>
-        <w:shd w:fill="1E1E1E" w:val="clear"/>
         <w:pBdr>
-          <w:left w:val="single" w:sz="4" w:space="8" w:color="1E1E1E"/>
+          <w:left w:val="single" w:sz="12" w:space="8" w:color="B8DDE0"/>
         </w:pBdr>
+        <w:shd w:val="clear" w:color="auto" w:fill="F2F3F7"/>
       </w:pPr>
       <w:r>
         <w:rPr>
           <w:rFonts w:ascii="Consolas" w:hAnsi="Consolas"/>
-          <w:color w:val="D4D4D4"/>
+          <w:i/>
+          <w:color w:val="808080"/>
           <w:sz w:val="16"/>
         </w:rPr>
         <w:t xml:space="preserve">// app/Support/Routing/PortalRoutes.php — SATU definisi grup per portal</w:t>
+      </w:r>
+      <w:r>
         <w:br/>
-        <w:t xml:space="preserve">public static function tenant(Closure|string $routes): void</w:t>
+      </w:r>
+      <w:r>
+        <w:rPr>
+          <w:rFonts w:ascii="Consolas" w:hAnsi="Consolas"/>
+          <w:b/>
+          <w:color w:val="000080"/>
+          <w:sz w:val="16"/>
+        </w:rPr>
+        <w:t xml:space="preserve">public</w:t>
+      </w:r>
+      <w:r>
+        <w:rPr>
+          <w:rFonts w:ascii="Consolas" w:hAnsi="Consolas"/>
+          <w:color w:val="262626"/>
+          <w:sz w:val="16"/>
+        </w:rPr>
+        <w:t xml:space="preserve"> </w:t>
+      </w:r>
+      <w:r>
+        <w:rPr>
+          <w:rFonts w:ascii="Consolas" w:hAnsi="Consolas"/>
+          <w:b/>
+          <w:color w:val="000080"/>
+          <w:sz w:val="16"/>
+        </w:rPr>
+        <w:t xml:space="preserve">static</w:t>
+      </w:r>
+      <w:r>
+        <w:rPr>
+          <w:rFonts w:ascii="Consolas" w:hAnsi="Consolas"/>
+          <w:color w:val="262626"/>
+          <w:sz w:val="16"/>
+        </w:rPr>
+        <w:t xml:space="preserve"> </w:t>
+      </w:r>
+      <w:r>
+        <w:rPr>
+          <w:rFonts w:ascii="Consolas" w:hAnsi="Consolas"/>
+          <w:b/>
+          <w:color w:val="000080"/>
+          <w:sz w:val="16"/>
+        </w:rPr>
+        <w:t xml:space="preserve">function</w:t>
+      </w:r>
+      <w:r>
+        <w:rPr>
+          <w:rFonts w:ascii="Consolas" w:hAnsi="Consolas"/>
+          <w:color w:val="262626"/>
+          <w:sz w:val="16"/>
+        </w:rPr>
+        <w:t xml:space="preserve"> </w:t>
+      </w:r>
+      <w:r>
+        <w:rPr>
+          <w:rFonts w:ascii="Consolas" w:hAnsi="Consolas"/>
+          <w:color w:val="795E26"/>
+          <w:sz w:val="16"/>
+        </w:rPr>
+        <w:t xml:space="preserve">tenant</w:t>
+      </w:r>
+      <w:r>
+        <w:rPr>
+          <w:rFonts w:ascii="Consolas" w:hAnsi="Consolas"/>
+          <w:color w:val="262626"/>
+          <w:sz w:val="16"/>
+        </w:rPr>
+        <w:t xml:space="preserve">(</w:t>
+      </w:r>
+      <w:r>
+        <w:rPr>
+          <w:rFonts w:ascii="Consolas" w:hAnsi="Consolas"/>
+          <w:color w:val="267F99"/>
+          <w:sz w:val="16"/>
+        </w:rPr>
+        <w:t xml:space="preserve">Closure</w:t>
+      </w:r>
+      <w:r>
+        <w:rPr>
+          <w:rFonts w:ascii="Consolas" w:hAnsi="Consolas"/>
+          <w:color w:val="262626"/>
+          <w:sz w:val="16"/>
+        </w:rPr>
+        <w:t xml:space="preserve">|</w:t>
+      </w:r>
+      <w:r>
+        <w:rPr>
+          <w:rFonts w:ascii="Consolas" w:hAnsi="Consolas"/>
+          <w:b/>
+          <w:color w:val="000080"/>
+          <w:sz w:val="16"/>
+        </w:rPr>
+        <w:t xml:space="preserve">string</w:t>
+      </w:r>
+      <w:r>
+        <w:rPr>
+          <w:rFonts w:ascii="Consolas" w:hAnsi="Consolas"/>
+          <w:color w:val="262626"/>
+          <w:sz w:val="16"/>
+        </w:rPr>
+        <w:t xml:space="preserve"> </w:t>
+      </w:r>
+      <w:r>
+        <w:rPr>
+          <w:rFonts w:ascii="Consolas" w:hAnsi="Consolas"/>
+          <w:color w:val="660E7A"/>
+          <w:sz w:val="16"/>
+        </w:rPr>
+        <w:t xml:space="preserve">$routes</w:t>
+      </w:r>
+      <w:r>
+        <w:rPr>
+          <w:rFonts w:ascii="Consolas" w:hAnsi="Consolas"/>
+          <w:color w:val="262626"/>
+          <w:sz w:val="16"/>
+        </w:rPr>
+        <w:t xml:space="preserve">): </w:t>
+      </w:r>
+      <w:r>
+        <w:rPr>
+          <w:rFonts w:ascii="Consolas" w:hAnsi="Consolas"/>
+          <w:b/>
+          <w:color w:val="000080"/>
+          <w:sz w:val="16"/>
+        </w:rPr>
+        <w:t xml:space="preserve">void</w:t>
+      </w:r>
+      <w:r>
         <w:br/>
+      </w:r>
+      <w:r>
+        <w:rPr>
+          <w:rFonts w:ascii="Consolas" w:hAnsi="Consolas"/>
+          <w:color w:val="262626"/>
+          <w:sz w:val="16"/>
+        </w:rPr>
         <w:t xml:space="preserve">{</w:t>
+      </w:r>
+      <w:r>
         <w:br/>
-        <w:t xml:space="preserve">    Route::middleware(['web', 'auth', 'verified', 'role:tenant'])</w:t>
+      </w:r>
+      <w:r>
+        <w:rPr>
+          <w:rFonts w:ascii="Consolas" w:hAnsi="Consolas"/>
+          <w:color w:val="262626"/>
+          <w:sz w:val="16"/>
+        </w:rPr>
+        <w:t xml:space="preserve">    </w:t>
+      </w:r>
+      <w:r>
+        <w:rPr>
+          <w:rFonts w:ascii="Consolas" w:hAnsi="Consolas"/>
+          <w:color w:val="267F99"/>
+          <w:sz w:val="16"/>
+        </w:rPr>
+        <w:t xml:space="preserve">Route</w:t>
+      </w:r>
+      <w:r>
+        <w:rPr>
+          <w:rFonts w:ascii="Consolas" w:hAnsi="Consolas"/>
+          <w:color w:val="262626"/>
+          <w:sz w:val="16"/>
+        </w:rPr>
+        <w:t xml:space="preserve">::</w:t>
+      </w:r>
+      <w:r>
+        <w:rPr>
+          <w:rFonts w:ascii="Consolas" w:hAnsi="Consolas"/>
+          <w:color w:val="795E26"/>
+          <w:sz w:val="16"/>
+        </w:rPr>
+        <w:t xml:space="preserve">middleware</w:t>
+      </w:r>
+      <w:r>
+        <w:rPr>
+          <w:rFonts w:ascii="Consolas" w:hAnsi="Consolas"/>
+          <w:color w:val="262626"/>
+          <w:sz w:val="16"/>
+        </w:rPr>
+        <w:t xml:space="preserve">([</w:t>
+      </w:r>
+      <w:r>
+        <w:rPr>
+          <w:rFonts w:ascii="Consolas" w:hAnsi="Consolas"/>
+          <w:color w:val="00733B"/>
+          <w:sz w:val="16"/>
+        </w:rPr>
+        <w:t xml:space="preserve">'web'</w:t>
+      </w:r>
+      <w:r>
+        <w:rPr>
+          <w:rFonts w:ascii="Consolas" w:hAnsi="Consolas"/>
+          <w:color w:val="262626"/>
+          <w:sz w:val="16"/>
+        </w:rPr>
+        <w:t xml:space="preserve">, </w:t>
+      </w:r>
+      <w:r>
+        <w:rPr>
+          <w:rFonts w:ascii="Consolas" w:hAnsi="Consolas"/>
+          <w:color w:val="00733B"/>
+          <w:sz w:val="16"/>
+        </w:rPr>
+        <w:t xml:space="preserve">'auth'</w:t>
+      </w:r>
+      <w:r>
+        <w:rPr>
+          <w:rFonts w:ascii="Consolas" w:hAnsi="Consolas"/>
+          <w:color w:val="262626"/>
+          <w:sz w:val="16"/>
+        </w:rPr>
+        <w:t xml:space="preserve">, </w:t>
+      </w:r>
+      <w:r>
+        <w:rPr>
+          <w:rFonts w:ascii="Consolas" w:hAnsi="Consolas"/>
+          <w:color w:val="00733B"/>
+          <w:sz w:val="16"/>
+        </w:rPr>
+        <w:t xml:space="preserve">'verified'</w:t>
+      </w:r>
+      <w:r>
+        <w:rPr>
+          <w:rFonts w:ascii="Consolas" w:hAnsi="Consolas"/>
+          <w:color w:val="262626"/>
+          <w:sz w:val="16"/>
+        </w:rPr>
+        <w:t xml:space="preserve">, </w:t>
+      </w:r>
+      <w:r>
+        <w:rPr>
+          <w:rFonts w:ascii="Consolas" w:hAnsi="Consolas"/>
+          <w:color w:val="00733B"/>
+          <w:sz w:val="16"/>
+        </w:rPr>
+        <w:t xml:space="preserve">'role:tenant'</w:t>
+      </w:r>
+      <w:r>
+        <w:rPr>
+          <w:rFonts w:ascii="Consolas" w:hAnsi="Consolas"/>
+          <w:color w:val="262626"/>
+          <w:sz w:val="16"/>
+        </w:rPr>
+        <w:t xml:space="preserve">])</w:t>
+      </w:r>
+      <w:r>
         <w:br/>
-        <w:t xml:space="preserve">        -&gt;prefix('tenant/{tenant}')   // {tenant:slug} + scopeBindings() pada Modul 4</w:t>
+      </w:r>
+      <w:r>
+        <w:rPr>
+          <w:rFonts w:ascii="Consolas" w:hAnsi="Consolas"/>
+          <w:color w:val="262626"/>
+          <w:sz w:val="16"/>
+        </w:rPr>
+        <w:t xml:space="preserve">        -&gt;</w:t>
+      </w:r>
+      <w:r>
+        <w:rPr>
+          <w:rFonts w:ascii="Consolas" w:hAnsi="Consolas"/>
+          <w:color w:val="795E26"/>
+          <w:sz w:val="16"/>
+        </w:rPr>
+        <w:t xml:space="preserve">prefix</w:t>
+      </w:r>
+      <w:r>
+        <w:rPr>
+          <w:rFonts w:ascii="Consolas" w:hAnsi="Consolas"/>
+          <w:color w:val="262626"/>
+          <w:sz w:val="16"/>
+        </w:rPr>
+        <w:t xml:space="preserve">(</w:t>
+      </w:r>
+      <w:r>
+        <w:rPr>
+          <w:rFonts w:ascii="Consolas" w:hAnsi="Consolas"/>
+          <w:color w:val="00733B"/>
+          <w:sz w:val="16"/>
+        </w:rPr>
+        <w:t xml:space="preserve">'tenant/{tenant}'</w:t>
+      </w:r>
+      <w:r>
+        <w:rPr>
+          <w:rFonts w:ascii="Consolas" w:hAnsi="Consolas"/>
+          <w:color w:val="262626"/>
+          <w:sz w:val="16"/>
+        </w:rPr>
+        <w:t xml:space="preserve">)   </w:t>
+      </w:r>
+      <w:r>
+        <w:rPr>
+          <w:rFonts w:ascii="Consolas" w:hAnsi="Consolas"/>
+          <w:i/>
+          <w:color w:val="808080"/>
+          <w:sz w:val="16"/>
+        </w:rPr>
+        <w:t xml:space="preserve">// {tenant:slug} + scopeBindings() pada Modul 4</w:t>
+      </w:r>
+      <w:r>
         <w:br/>
-        <w:t xml:space="preserve">        -&gt;name('tenant.')</w:t>
+      </w:r>
+      <w:r>
+        <w:rPr>
+          <w:rFonts w:ascii="Consolas" w:hAnsi="Consolas"/>
+          <w:color w:val="262626"/>
+          <w:sz w:val="16"/>
+        </w:rPr>
+        <w:t xml:space="preserve">        -&gt;</w:t>
+      </w:r>
+      <w:r>
+        <w:rPr>
+          <w:rFonts w:ascii="Consolas" w:hAnsi="Consolas"/>
+          <w:color w:val="795E26"/>
+          <w:sz w:val="16"/>
+        </w:rPr>
+        <w:t xml:space="preserve">name</w:t>
+      </w:r>
+      <w:r>
+        <w:rPr>
+          <w:rFonts w:ascii="Consolas" w:hAnsi="Consolas"/>
+          <w:color w:val="262626"/>
+          <w:sz w:val="16"/>
+        </w:rPr>
+        <w:t xml:space="preserve">(</w:t>
+      </w:r>
+      <w:r>
+        <w:rPr>
+          <w:rFonts w:ascii="Consolas" w:hAnsi="Consolas"/>
+          <w:color w:val="00733B"/>
+          <w:sz w:val="16"/>
+        </w:rPr>
+        <w:t xml:space="preserve">'tenant.'</w:t>
+      </w:r>
+      <w:r>
+        <w:rPr>
+          <w:rFonts w:ascii="Consolas" w:hAnsi="Consolas"/>
+          <w:color w:val="262626"/>
+          <w:sz w:val="16"/>
+        </w:rPr>
+        <w:t xml:space="preserve">)</w:t>
+      </w:r>
+      <w:r>
         <w:br/>
-        <w:t xml:space="preserve">        -&gt;group($routes);</w:t>
+      </w:r>
+      <w:r>
+        <w:rPr>
+          <w:rFonts w:ascii="Consolas" w:hAnsi="Consolas"/>
+          <w:color w:val="262626"/>
+          <w:sz w:val="16"/>
+        </w:rPr>
+        <w:t xml:space="preserve">        -&gt;</w:t>
+      </w:r>
+      <w:r>
+        <w:rPr>
+          <w:rFonts w:ascii="Consolas" w:hAnsi="Consolas"/>
+          <w:color w:val="795E26"/>
+          <w:sz w:val="16"/>
+        </w:rPr>
+        <w:t xml:space="preserve">group</w:t>
+      </w:r>
+      <w:r>
+        <w:rPr>
+          <w:rFonts w:ascii="Consolas" w:hAnsi="Consolas"/>
+          <w:color w:val="262626"/>
+          <w:sz w:val="16"/>
+        </w:rPr>
+        <w:t xml:space="preserve">(</w:t>
+      </w:r>
+      <w:r>
+        <w:rPr>
+          <w:rFonts w:ascii="Consolas" w:hAnsi="Consolas"/>
+          <w:color w:val="660E7A"/>
+          <w:sz w:val="16"/>
+        </w:rPr>
+        <w:t xml:space="preserve">$routes</w:t>
+      </w:r>
+      <w:r>
+        <w:rPr>
+          <w:rFonts w:ascii="Consolas" w:hAnsi="Consolas"/>
+          <w:color w:val="262626"/>
+          <w:sz w:val="16"/>
+        </w:rPr>
+        <w:t xml:space="preserve">);</w:t>
+      </w:r>
+      <w:r>
         <w:br/>
+      </w:r>
+      <w:r>
+        <w:rPr>
+          <w:rFonts w:ascii="Consolas" w:hAnsi="Consolas"/>
+          <w:color w:val="262626"/>
+          <w:sz w:val="16"/>
+        </w:rPr>
         <w:t xml:space="preserve">}</w:t>
+      </w:r>
+      <w:r>
         <w:br/>
-        <w:t xml:space="preserve"/>
+      </w:r>
+      <w:r>
         <w:br/>
+      </w:r>
+      <w:r>
+        <w:rPr>
+          <w:rFonts w:ascii="Consolas" w:hAnsi="Consolas"/>
+          <w:i/>
+          <w:color w:val="808080"/>
+          <w:sz w:val="16"/>
+        </w:rPr>
         <w:t xml:space="preserve">// bootstrap/app.php — withRouting(then: ...) memuat route inti portal</w:t>
+      </w:r>
+      <w:r>
         <w:br/>
-        <w:t xml:space="preserve">PortalRoutes::customer(base_path('routes/customer.php'));</w:t>
+      </w:r>
+      <w:r>
+        <w:rPr>
+          <w:rFonts w:ascii="Consolas" w:hAnsi="Consolas"/>
+          <w:color w:val="267F99"/>
+          <w:sz w:val="16"/>
+        </w:rPr>
+        <w:t xml:space="preserve">PortalRoutes</w:t>
+      </w:r>
+      <w:r>
+        <w:rPr>
+          <w:rFonts w:ascii="Consolas" w:hAnsi="Consolas"/>
+          <w:color w:val="262626"/>
+          <w:sz w:val="16"/>
+        </w:rPr>
+        <w:t xml:space="preserve">::</w:t>
+      </w:r>
+      <w:r>
+        <w:rPr>
+          <w:rFonts w:ascii="Consolas" w:hAnsi="Consolas"/>
+          <w:color w:val="795E26"/>
+          <w:sz w:val="16"/>
+        </w:rPr>
+        <w:t xml:space="preserve">customer</w:t>
+      </w:r>
+      <w:r>
+        <w:rPr>
+          <w:rFonts w:ascii="Consolas" w:hAnsi="Consolas"/>
+          <w:color w:val="262626"/>
+          <w:sz w:val="16"/>
+        </w:rPr>
+        <w:t xml:space="preserve">(</w:t>
+      </w:r>
+      <w:r>
+        <w:rPr>
+          <w:rFonts w:ascii="Consolas" w:hAnsi="Consolas"/>
+          <w:color w:val="795E26"/>
+          <w:sz w:val="16"/>
+        </w:rPr>
+        <w:t xml:space="preserve">base_path</w:t>
+      </w:r>
+      <w:r>
+        <w:rPr>
+          <w:rFonts w:ascii="Consolas" w:hAnsi="Consolas"/>
+          <w:color w:val="262626"/>
+          <w:sz w:val="16"/>
+        </w:rPr>
+        <w:t xml:space="preserve">(</w:t>
+      </w:r>
+      <w:r>
+        <w:rPr>
+          <w:rFonts w:ascii="Consolas" w:hAnsi="Consolas"/>
+          <w:color w:val="00733B"/>
+          <w:sz w:val="16"/>
+        </w:rPr>
+        <w:t xml:space="preserve">'routes/customer.php'</w:t>
+      </w:r>
+      <w:r>
+        <w:rPr>
+          <w:rFonts w:ascii="Consolas" w:hAnsi="Consolas"/>
+          <w:color w:val="262626"/>
+          <w:sz w:val="16"/>
+        </w:rPr>
+        <w:t xml:space="preserve">));</w:t>
+      </w:r>
+      <w:r>
         <w:br/>
-        <w:t xml:space="preserve">PortalRoutes::tenant(base_path('routes/tenant.php'));</w:t>
+      </w:r>
+      <w:r>
+        <w:rPr>
+          <w:rFonts w:ascii="Consolas" w:hAnsi="Consolas"/>
+          <w:color w:val="267F99"/>
+          <w:sz w:val="16"/>
+        </w:rPr>
+        <w:t xml:space="preserve">PortalRoutes</w:t>
+      </w:r>
+      <w:r>
+        <w:rPr>
+          <w:rFonts w:ascii="Consolas" w:hAnsi="Consolas"/>
+          <w:color w:val="262626"/>
+          <w:sz w:val="16"/>
+        </w:rPr>
+        <w:t xml:space="preserve">::</w:t>
+      </w:r>
+      <w:r>
+        <w:rPr>
+          <w:rFonts w:ascii="Consolas" w:hAnsi="Consolas"/>
+          <w:color w:val="795E26"/>
+          <w:sz w:val="16"/>
+        </w:rPr>
+        <w:t xml:space="preserve">tenant</w:t>
+      </w:r>
+      <w:r>
+        <w:rPr>
+          <w:rFonts w:ascii="Consolas" w:hAnsi="Consolas"/>
+          <w:color w:val="262626"/>
+          <w:sz w:val="16"/>
+        </w:rPr>
+        <w:t xml:space="preserve">(</w:t>
+      </w:r>
+      <w:r>
+        <w:rPr>
+          <w:rFonts w:ascii="Consolas" w:hAnsi="Consolas"/>
+          <w:color w:val="795E26"/>
+          <w:sz w:val="16"/>
+        </w:rPr>
+        <w:t xml:space="preserve">base_path</w:t>
+      </w:r>
+      <w:r>
+        <w:rPr>
+          <w:rFonts w:ascii="Consolas" w:hAnsi="Consolas"/>
+          <w:color w:val="262626"/>
+          <w:sz w:val="16"/>
+        </w:rPr>
+        <w:t xml:space="preserve">(</w:t>
+      </w:r>
+      <w:r>
+        <w:rPr>
+          <w:rFonts w:ascii="Consolas" w:hAnsi="Consolas"/>
+          <w:color w:val="00733B"/>
+          <w:sz w:val="16"/>
+        </w:rPr>
+        <w:t xml:space="preserve">'routes/tenant.php'</w:t>
+      </w:r>
+      <w:r>
+        <w:rPr>
+          <w:rFonts w:ascii="Consolas" w:hAnsi="Consolas"/>
+          <w:color w:val="262626"/>
+          <w:sz w:val="16"/>
+        </w:rPr>
+        <w:t xml:space="preserve">));</w:t>
+      </w:r>
+      <w:r>
         <w:br/>
-        <w:t xml:space="preserve">PortalRoutes::admin(base_path('routes/admin.php'));</w:t>
+      </w:r>
+      <w:r>
+        <w:rPr>
+          <w:rFonts w:ascii="Consolas" w:hAnsi="Consolas"/>
+          <w:color w:val="267F99"/>
+          <w:sz w:val="16"/>
+        </w:rPr>
+        <w:t xml:space="preserve">PortalRoutes</w:t>
+      </w:r>
+      <w:r>
+        <w:rPr>
+          <w:rFonts w:ascii="Consolas" w:hAnsi="Consolas"/>
+          <w:color w:val="262626"/>
+          <w:sz w:val="16"/>
+        </w:rPr>
+        <w:t xml:space="preserve">::</w:t>
+      </w:r>
+      <w:r>
+        <w:rPr>
+          <w:rFonts w:ascii="Consolas" w:hAnsi="Consolas"/>
+          <w:color w:val="795E26"/>
+          <w:sz w:val="16"/>
+        </w:rPr>
+        <w:t xml:space="preserve">admin</w:t>
+      </w:r>
+      <w:r>
+        <w:rPr>
+          <w:rFonts w:ascii="Consolas" w:hAnsi="Consolas"/>
+          <w:color w:val="262626"/>
+          <w:sz w:val="16"/>
+        </w:rPr>
+        <w:t xml:space="preserve">(</w:t>
+      </w:r>
+      <w:r>
+        <w:rPr>
+          <w:rFonts w:ascii="Consolas" w:hAnsi="Consolas"/>
+          <w:color w:val="795E26"/>
+          <w:sz w:val="16"/>
+        </w:rPr>
+        <w:t xml:space="preserve">base_path</w:t>
+      </w:r>
+      <w:r>
+        <w:rPr>
+          <w:rFonts w:ascii="Consolas" w:hAnsi="Consolas"/>
+          <w:color w:val="262626"/>
+          <w:sz w:val="16"/>
+        </w:rPr>
+        <w:t xml:space="preserve">(</w:t>
+      </w:r>
+      <w:r>
+        <w:rPr>
+          <w:rFonts w:ascii="Consolas" w:hAnsi="Consolas"/>
+          <w:color w:val="00733B"/>
+          <w:sz w:val="16"/>
+        </w:rPr>
+        <w:t xml:space="preserve">'routes/admin.php'</w:t>
+      </w:r>
+      <w:r>
+        <w:rPr>
+          <w:rFonts w:ascii="Consolas" w:hAnsi="Consolas"/>
+          <w:color w:val="262626"/>
+          <w:sz w:val="16"/>
+        </w:rPr>
+        <w:t xml:space="preserve">));</w:t>
       </w:r>
     </w:p>
     <w:p>
@@ -19828,7 +22812,7 @@
     </w:pPr>
     <w:rPr>
       <w:rFonts w:ascii="Consolas" w:hAnsi="Consolas"/>
-      <w:color w:val="D4D4D4"/>
+      <w:color w:val="262626"/>
       <w:sz w:val="16"/>
     </w:rPr>
   </w:style>
@@ -19940,7 +22924,7 @@
     <w:rPr>
       <w:rFonts w:ascii="Consolas" w:hAnsi="Consolas"/>
       <w:b/>
-      <w:color w:val="FFFFFF"/>
+      <w:color w:val="262626"/>
       <w:sz w:val="16"/>
     </w:rPr>
   </w:style>
